--- a/specifications/TMFC027-ProductConfigurator/Diagrams/TMFC027_Product_Configurator.docx
+++ b/specifications/TMFC027-ProductConfigurator/Diagrams/TMFC027_Product_Configurator.docx
@@ -210,338 +210,6 @@
         <w:t>eTOM Processes, SID Data Entities and Functional Framework Functions</w:t>
       </w:r>
     </w:p>
-    <w:p>
-      <w:pPr>
-        <w:pStyle w:val="Heading2"/>
-      </w:pPr>
-      <w:r>
-        <w:t>eTOM business activities</w:t>
-      </w:r>
-    </w:p>
-    <w:p>
-      <w:r>
-        <w:t>eTOM business activities this ODA Component is responsible for:</w:t>
-      </w:r>
-    </w:p>
-    <w:tbl>
-      <w:tblPr>
-        <w:tblStyle w:val="ScrollTableNormal"/>
-        <w:tblW w:type="auto" w:w="0"/>
-        <w:tblLayout w:type="autofit"/>
-        <w:tblLook w:val="04A0" w:firstRow="1" w:lastRow="0" w:firstColumn="0" w:lastColumn="0" w:noHBand="0" w:noVBand="1"/>
-        <w:tblBorders>
-          <w:top w:val="single" w:sz="4" w:space="0" w:color="999999"/>
-          <w:left w:val="single" w:sz="4" w:space="0" w:color="999999"/>
-          <w:bottom w:val="single" w:sz="4" w:space="0" w:color="999999"/>
-          <w:right w:val="single" w:sz="4" w:space="0" w:color="999999"/>
-          <w:insideH w:val="single" w:sz="4" w:space="0" w:color="999999"/>
-          <w:insideV w:val="single" w:sz="4" w:space="0" w:color="999999"/>
-        </w:tblBorders>
-      </w:tblPr>
-      <w:tblGrid>
-        <w:gridCol w:w="2124"/>
-        <w:gridCol w:w="2124"/>
-        <w:gridCol w:w="2124"/>
-        <w:gridCol w:w="2124"/>
-      </w:tblGrid>
-      <w:tr>
-        <w:trPr>
-          <w:tblHeader/>
-        </w:trPr>
-        <w:tc>
-          <w:tcPr>
-            <w:tcW w:type="dxa" w:w="1498"/>
-          </w:tcPr>
-          <w:p>
-            <w:r/>
-            <w:r>
-              <w:rPr>
-                <w:b/>
-              </w:rPr>
-              <w:t>Identifier</w:t>
-            </w:r>
-          </w:p>
-        </w:tc>
-        <w:tc>
-          <w:tcPr>
-            <w:tcW w:type="dxa" w:w="1123"/>
-          </w:tcPr>
-          <w:p>
-            <w:r/>
-            <w:r>
-              <w:rPr>
-                <w:b/>
-              </w:rPr>
-              <w:t>Level</w:t>
-            </w:r>
-          </w:p>
-        </w:tc>
-        <w:tc>
-          <w:tcPr>
-            <w:tcW w:type="dxa" w:w="3089"/>
-          </w:tcPr>
-          <w:p>
-            <w:r/>
-            <w:r>
-              <w:rPr>
-                <w:b/>
-              </w:rPr>
-              <w:t>Business Activity Name</w:t>
-            </w:r>
-          </w:p>
-        </w:tc>
-        <w:tc>
-          <w:tcPr>
-            <w:tcW w:type="dxa" w:w="3650"/>
-          </w:tcPr>
-          <w:p>
-            <w:r/>
-            <w:r>
-              <w:rPr>
-                <w:b/>
-              </w:rPr>
-              <w:t>Description</w:t>
-            </w:r>
-          </w:p>
-        </w:tc>
-      </w:tr>
-      <w:tr>
-        <w:tc>
-          <w:tcPr>
-            <w:tcW w:type="dxa" w:w="1498"/>
-          </w:tcPr>
-          <w:p>
-            <w:r/>
-            <w:r>
-              <w:t>1.2.5</w:t>
-            </w:r>
-          </w:p>
-        </w:tc>
-        <w:tc>
-          <w:tcPr>
-            <w:tcW w:type="dxa" w:w="1123"/>
-          </w:tcPr>
-          <w:p>
-            <w:r/>
-            <w:r>
-              <w:t>L2</w:t>
-            </w:r>
-          </w:p>
-        </w:tc>
-        <w:tc>
-          <w:tcPr>
-            <w:tcW w:type="dxa" w:w="3089"/>
-          </w:tcPr>
-          <w:p>
-            <w:r/>
-            <w:r>
-              <w:t>Product Configuration Management</w:t>
-            </w:r>
-          </w:p>
-        </w:tc>
-        <w:tc>
-          <w:tcPr>
-            <w:tcW w:type="dxa" w:w="3650"/>
-          </w:tcPr>
-          <w:p>
-            <w:r/>
-            <w:r>
-              <w:t>Configuration Management configures or creates a new version of a configuration for an entity, such as a product, as defined by a configuration specification. This process also modifies a configuration and values for configuration parameters, and removes a configuration.</w:t>
-            </w:r>
-          </w:p>
-        </w:tc>
-      </w:tr>
-      <w:tr>
-        <w:tc>
-          <w:tcPr>
-            <w:tcW w:type="dxa" w:w="1498"/>
-          </w:tcPr>
-          <w:p>
-            <w:r/>
-            <w:r>
-              <w:t>1.2.5.2</w:t>
-            </w:r>
-          </w:p>
-        </w:tc>
-        <w:tc>
-          <w:tcPr>
-            <w:tcW w:type="dxa" w:w="1123"/>
-          </w:tcPr>
-          <w:p>
-            <w:r/>
-            <w:r>
-              <w:t>L3</w:t>
-            </w:r>
-          </w:p>
-        </w:tc>
-        <w:tc>
-          <w:tcPr>
-            <w:tcW w:type="dxa" w:w="3089"/>
-          </w:tcPr>
-          <w:p>
-            <w:r/>
-            <w:r>
-              <w:t>Manage Product Configuration</w:t>
-            </w:r>
-          </w:p>
-        </w:tc>
-        <w:tc>
-          <w:tcPr>
-            <w:tcW w:type="dxa" w:w="3650"/>
-          </w:tcPr>
-          <w:p>
-            <w:r/>
-            <w:r>
-              <w:t>Manage Product Configuration business activity is in charge of creating, maintaining, controlling, changing and reporting Product Configuration according to Product Configuration Plans. / Manage Product Configuration will establish and maintaining consistency of a product's performance, functional, and physical attributes within the limits defined by product requirements, product design, and operational information throughout the Products Lifecycle.</w:t>
-            </w:r>
-          </w:p>
-        </w:tc>
-      </w:tr>
-    </w:tbl>
-    <w:p/>
-    <w:p>
-      <w:pPr>
-        <w:pStyle w:val="Heading2"/>
-      </w:pPr>
-      <w:r>
-        <w:t>SID ABEs</w:t>
-      </w:r>
-    </w:p>
-    <w:p>
-      <w:r>
-        <w:t>SID ABEs this ODA Component is responsible for:</w:t>
-      </w:r>
-    </w:p>
-    <w:tbl>
-      <w:tblPr>
-        <w:tblStyle w:val="ScrollTableNormal"/>
-        <w:tblW w:type="auto" w:w="0"/>
-        <w:tblLayout w:type="autofit"/>
-        <w:tblLook w:val="04A0" w:firstRow="1" w:lastRow="0" w:firstColumn="0" w:lastColumn="0" w:noHBand="0" w:noVBand="1"/>
-        <w:tblBorders>
-          <w:top w:val="single" w:sz="4" w:space="0" w:color="999999"/>
-          <w:left w:val="single" w:sz="4" w:space="0" w:color="999999"/>
-          <w:bottom w:val="single" w:sz="4" w:space="0" w:color="999999"/>
-          <w:right w:val="single" w:sz="4" w:space="0" w:color="999999"/>
-          <w:insideH w:val="single" w:sz="4" w:space="0" w:color="999999"/>
-          <w:insideV w:val="single" w:sz="4" w:space="0" w:color="999999"/>
-        </w:tblBorders>
-      </w:tblPr>
-      <w:tblGrid>
-        <w:gridCol w:w="2124"/>
-        <w:gridCol w:w="2124"/>
-        <w:gridCol w:w="2124"/>
-        <w:gridCol w:w="2124"/>
-      </w:tblGrid>
-      <w:tr>
-        <w:trPr>
-          <w:tblHeader/>
-        </w:trPr>
-        <w:tc>
-          <w:tcPr>
-            <w:tcW w:type="dxa" w:w="1778"/>
-          </w:tcPr>
-          <w:p>
-            <w:r/>
-            <w:r>
-              <w:rPr>
-                <w:b/>
-              </w:rPr>
-              <w:t>SID ABE Level 1</w:t>
-            </w:r>
-          </w:p>
-        </w:tc>
-        <w:tc>
-          <w:tcPr>
-            <w:tcW w:type="dxa" w:w="2246"/>
-          </w:tcPr>
-          <w:p>
-            <w:r/>
-            <w:r>
-              <w:rPr>
-                <w:b/>
-              </w:rPr>
-              <w:t>SID ABE Level 2 (or set of BEs)</w:t>
-            </w:r>
-          </w:p>
-        </w:tc>
-        <w:tc>
-          <w:tcPr>
-            <w:tcW w:type="dxa" w:w="2714"/>
-          </w:tcPr>
-          <w:p>
-            <w:r/>
-            <w:r>
-              <w:rPr>
-                <w:b/>
-              </w:rPr>
-              <w:t>SID ABE L1 Definition</w:t>
-            </w:r>
-          </w:p>
-        </w:tc>
-        <w:tc>
-          <w:tcPr>
-            <w:tcW w:type="dxa" w:w="2621"/>
-          </w:tcPr>
-          <w:p>
-            <w:r/>
-            <w:r>
-              <w:rPr>
-                <w:b/>
-              </w:rPr>
-              <w:t>SID ABE L2 Definition</w:t>
-            </w:r>
-          </w:p>
-        </w:tc>
-      </w:tr>
-      <w:tr>
-        <w:tc>
-          <w:tcPr>
-            <w:tcW w:type="dxa" w:w="1778"/>
-          </w:tcPr>
-          <w:p>
-            <w:r/>
-            <w:r>
-              <w:t>Product Configuration</w:t>
-            </w:r>
-          </w:p>
-        </w:tc>
-        <w:tc>
-          <w:tcPr>
-            <w:tcW w:type="dxa" w:w="2246"/>
-          </w:tcPr>
-          <w:p>
-            <w:r/>
-            <w:r>
-              <w:t>ProductConfiguration</w:t>
-            </w:r>
-          </w:p>
-        </w:tc>
-        <w:tc>
-          <w:tcPr>
-            <w:tcW w:type="dxa" w:w="2714"/>
-          </w:tcPr>
-          <w:p>
-            <w:r/>
-            <w:r>
-              <w:t>A Product Configuration (also referred to as a Product Profile) defines how a Product operates or functions. / A Product Configuration may contain one or more parts, and each part may contain zero or more fields. Each field may have attributes that are statically or dynamically defined. Some of these fields have fixed values, while others provide values from which a choice or choices can be made (e.g. using the EntitySpec/Entity and/or CharacteristicSpec/CharacteristicValue patterns) 1</w:t>
-            </w:r>
-          </w:p>
-        </w:tc>
-        <w:tc>
-          <w:tcPr>
-            <w:tcW w:type="dxa" w:w="2621"/>
-          </w:tcPr>
-          <w:p>
-            <w:r/>
-            <w:r>
-              <w:t>A representation of how a Product operates or functions in terms of characteristics and related Resource(s), Product(s), Service(s).</w:t>
-            </w:r>
-          </w:p>
-        </w:tc>
-      </w:tr>
-    </w:tbl>
-    <w:p/>
     <w:p>
       <w:pPr>
         <w:pStyle w:val="Heading2"/>
@@ -599,6 +267,338 @@
         <w:pStyle w:val="Heading2"/>
       </w:pPr>
       <w:r>
+        <w:t>eTOM business activities</w:t>
+      </w:r>
+    </w:p>
+    <w:p>
+      <w:r>
+        <w:t>eTOM business activities this ODA Component is responsible for:</w:t>
+      </w:r>
+    </w:p>
+    <w:tbl>
+      <w:tblPr>
+        <w:tblStyle w:val="ScrollTableNormal"/>
+        <w:tblW w:type="auto" w:w="0"/>
+        <w:tblLayout w:type="autofit"/>
+        <w:tblLook w:val="04A0" w:firstRow="1" w:lastRow="0" w:firstColumn="0" w:lastColumn="0" w:noHBand="0" w:noVBand="1"/>
+        <w:tblBorders>
+          <w:top w:val="single" w:sz="4" w:space="0" w:color="999999"/>
+          <w:left w:val="single" w:sz="4" w:space="0" w:color="999999"/>
+          <w:bottom w:val="single" w:sz="4" w:space="0" w:color="999999"/>
+          <w:right w:val="single" w:sz="4" w:space="0" w:color="999999"/>
+          <w:insideH w:val="single" w:sz="4" w:space="0" w:color="999999"/>
+          <w:insideV w:val="single" w:sz="4" w:space="0" w:color="999999"/>
+        </w:tblBorders>
+      </w:tblPr>
+      <w:tblGrid>
+        <w:gridCol w:w="2124"/>
+        <w:gridCol w:w="2124"/>
+        <w:gridCol w:w="2124"/>
+        <w:gridCol w:w="2124"/>
+      </w:tblGrid>
+      <w:tr>
+        <w:trPr>
+          <w:tblHeader/>
+        </w:trPr>
+        <w:tc>
+          <w:tcPr>
+            <w:tcW w:type="dxa" w:w="1498"/>
+          </w:tcPr>
+          <w:p>
+            <w:r/>
+            <w:r>
+              <w:rPr>
+                <w:b/>
+              </w:rPr>
+              <w:t>Identifier</w:t>
+            </w:r>
+          </w:p>
+        </w:tc>
+        <w:tc>
+          <w:tcPr>
+            <w:tcW w:type="dxa" w:w="1123"/>
+          </w:tcPr>
+          <w:p>
+            <w:r/>
+            <w:r>
+              <w:rPr>
+                <w:b/>
+              </w:rPr>
+              <w:t>Level</w:t>
+            </w:r>
+          </w:p>
+        </w:tc>
+        <w:tc>
+          <w:tcPr>
+            <w:tcW w:type="dxa" w:w="3089"/>
+          </w:tcPr>
+          <w:p>
+            <w:r/>
+            <w:r>
+              <w:rPr>
+                <w:b/>
+              </w:rPr>
+              <w:t>Business Activity Name</w:t>
+            </w:r>
+          </w:p>
+        </w:tc>
+        <w:tc>
+          <w:tcPr>
+            <w:tcW w:type="dxa" w:w="3650"/>
+          </w:tcPr>
+          <w:p>
+            <w:r/>
+            <w:r>
+              <w:rPr>
+                <w:b/>
+              </w:rPr>
+              <w:t>Description</w:t>
+            </w:r>
+          </w:p>
+        </w:tc>
+      </w:tr>
+      <w:tr>
+        <w:tc>
+          <w:tcPr>
+            <w:tcW w:type="dxa" w:w="1498"/>
+          </w:tcPr>
+          <w:p>
+            <w:r/>
+            <w:r>
+              <w:t>1.2.5</w:t>
+            </w:r>
+          </w:p>
+        </w:tc>
+        <w:tc>
+          <w:tcPr>
+            <w:tcW w:type="dxa" w:w="1123"/>
+          </w:tcPr>
+          <w:p>
+            <w:r/>
+            <w:r>
+              <w:t>L2</w:t>
+            </w:r>
+          </w:p>
+        </w:tc>
+        <w:tc>
+          <w:tcPr>
+            <w:tcW w:type="dxa" w:w="3089"/>
+          </w:tcPr>
+          <w:p>
+            <w:r/>
+            <w:r>
+              <w:t>Product Configuration Management</w:t>
+            </w:r>
+          </w:p>
+        </w:tc>
+        <w:tc>
+          <w:tcPr>
+            <w:tcW w:type="dxa" w:w="3650"/>
+          </w:tcPr>
+          <w:p>
+            <w:r/>
+            <w:r>
+              <w:t>Configuration Management configures or creates a new version of a configuration for an entity, such as a product, as defined by a configuration specification. This process also modifies a configuration and values for configuration parameters, and removes a configuration.</w:t>
+            </w:r>
+          </w:p>
+        </w:tc>
+      </w:tr>
+      <w:tr>
+        <w:tc>
+          <w:tcPr>
+            <w:tcW w:type="dxa" w:w="1498"/>
+          </w:tcPr>
+          <w:p>
+            <w:r/>
+            <w:r>
+              <w:t>1.2.5.2</w:t>
+            </w:r>
+          </w:p>
+        </w:tc>
+        <w:tc>
+          <w:tcPr>
+            <w:tcW w:type="dxa" w:w="1123"/>
+          </w:tcPr>
+          <w:p>
+            <w:r/>
+            <w:r>
+              <w:t>L3</w:t>
+            </w:r>
+          </w:p>
+        </w:tc>
+        <w:tc>
+          <w:tcPr>
+            <w:tcW w:type="dxa" w:w="3089"/>
+          </w:tcPr>
+          <w:p>
+            <w:r/>
+            <w:r>
+              <w:t>Manage Product Configuration</w:t>
+            </w:r>
+          </w:p>
+        </w:tc>
+        <w:tc>
+          <w:tcPr>
+            <w:tcW w:type="dxa" w:w="3650"/>
+          </w:tcPr>
+          <w:p>
+            <w:r/>
+            <w:r>
+              <w:t>Manage Product Configuration business activity is in charge of creating, maintaining, controlling, changing and reporting Product Configuration according to Product Configuration Plans. / Manage Product Configuration will establish and maintaining consistency of a product's performance, functional, and physical attributes within the limits defined by product requirements, product design, and operational information throughout the Products Lifecycle.</w:t>
+            </w:r>
+          </w:p>
+        </w:tc>
+      </w:tr>
+    </w:tbl>
+    <w:p/>
+    <w:p>
+      <w:pPr>
+        <w:pStyle w:val="Heading2"/>
+      </w:pPr>
+      <w:r>
+        <w:t>SID ABEs</w:t>
+      </w:r>
+    </w:p>
+    <w:p>
+      <w:r>
+        <w:t>SID ABEs this ODA Component is responsible for:</w:t>
+      </w:r>
+    </w:p>
+    <w:tbl>
+      <w:tblPr>
+        <w:tblStyle w:val="ScrollTableNormal"/>
+        <w:tblW w:type="auto" w:w="0"/>
+        <w:tblLayout w:type="autofit"/>
+        <w:tblLook w:val="04A0" w:firstRow="1" w:lastRow="0" w:firstColumn="0" w:lastColumn="0" w:noHBand="0" w:noVBand="1"/>
+        <w:tblBorders>
+          <w:top w:val="single" w:sz="4" w:space="0" w:color="999999"/>
+          <w:left w:val="single" w:sz="4" w:space="0" w:color="999999"/>
+          <w:bottom w:val="single" w:sz="4" w:space="0" w:color="999999"/>
+          <w:right w:val="single" w:sz="4" w:space="0" w:color="999999"/>
+          <w:insideH w:val="single" w:sz="4" w:space="0" w:color="999999"/>
+          <w:insideV w:val="single" w:sz="4" w:space="0" w:color="999999"/>
+        </w:tblBorders>
+      </w:tblPr>
+      <w:tblGrid>
+        <w:gridCol w:w="2124"/>
+        <w:gridCol w:w="2124"/>
+        <w:gridCol w:w="2124"/>
+        <w:gridCol w:w="2124"/>
+      </w:tblGrid>
+      <w:tr>
+        <w:trPr>
+          <w:tblHeader/>
+        </w:trPr>
+        <w:tc>
+          <w:tcPr>
+            <w:tcW w:type="dxa" w:w="1778"/>
+          </w:tcPr>
+          <w:p>
+            <w:r/>
+            <w:r>
+              <w:rPr>
+                <w:b/>
+              </w:rPr>
+              <w:t>SID ABE L1</w:t>
+            </w:r>
+          </w:p>
+        </w:tc>
+        <w:tc>
+          <w:tcPr>
+            <w:tcW w:type="dxa" w:w="2714"/>
+          </w:tcPr>
+          <w:p>
+            <w:r/>
+            <w:r>
+              <w:rPr>
+                <w:b/>
+              </w:rPr>
+              <w:t>SID ABE L1 Definition</w:t>
+            </w:r>
+          </w:p>
+        </w:tc>
+        <w:tc>
+          <w:tcPr>
+            <w:tcW w:type="dxa" w:w="2059"/>
+          </w:tcPr>
+          <w:p>
+            <w:r/>
+            <w:r>
+              <w:rPr>
+                <w:b/>
+              </w:rPr>
+              <w:t>SID ABE L2 (or set of BEs)</w:t>
+            </w:r>
+          </w:p>
+        </w:tc>
+        <w:tc>
+          <w:tcPr>
+            <w:tcW w:type="dxa" w:w="2808"/>
+          </w:tcPr>
+          <w:p>
+            <w:r/>
+            <w:r>
+              <w:rPr>
+                <w:b/>
+              </w:rPr>
+              <w:t>SID ABE L2 Definition</w:t>
+            </w:r>
+          </w:p>
+        </w:tc>
+      </w:tr>
+      <w:tr>
+        <w:tc>
+          <w:tcPr>
+            <w:tcW w:type="dxa" w:w="1778"/>
+          </w:tcPr>
+          <w:p>
+            <w:r/>
+            <w:r>
+              <w:t>Product Configuration</w:t>
+            </w:r>
+          </w:p>
+        </w:tc>
+        <w:tc>
+          <w:tcPr>
+            <w:tcW w:type="dxa" w:w="2714"/>
+          </w:tcPr>
+          <w:p>
+            <w:r/>
+            <w:r>
+              <w:t>A Product Configuration (also referred to as a Product Profile) defines how a Product operates or functions. / A Product Configuration may contain one or more parts, and each part may contain zero or more fields. Each field may have attributes that are statically or dynamically defined. Some of these fields have fixed values, while others provide values from which a choice or choices can be made (e.g. using the EntitySpec/Entity and/or CharacteristicSpec/CharacteristicValue patterns) 1</w:t>
+            </w:r>
+          </w:p>
+        </w:tc>
+        <w:tc>
+          <w:tcPr>
+            <w:tcW w:type="dxa" w:w="2059"/>
+          </w:tcPr>
+          <w:p>
+            <w:r/>
+            <w:r>
+              <w:t>ProductConfiguration</w:t>
+            </w:r>
+          </w:p>
+        </w:tc>
+        <w:tc>
+          <w:tcPr>
+            <w:tcW w:type="dxa" w:w="2808"/>
+          </w:tcPr>
+          <w:p>
+            <w:r/>
+            <w:r>
+              <w:t>A representation of how a Product operates or functions in terms of characteristics and related Resource(s), Product(s), Service(s).</w:t>
+            </w:r>
+          </w:p>
+        </w:tc>
+      </w:tr>
+    </w:tbl>
+    <w:p/>
+    <w:p>
+      <w:pPr>
+        <w:pStyle w:val="Heading2"/>
+      </w:pPr>
+      <w:r>
         <w:t>Functional Framework Functions</w:t>
       </w:r>
     </w:p>
@@ -658,7 +658,35 @@
         </w:tc>
         <w:tc>
           <w:tcPr>
-            <w:tcW w:type="dxa" w:w="2153"/>
+            <w:tcW w:type="dxa" w:w="1966"/>
+          </w:tcPr>
+          <w:p>
+            <w:r/>
+            <w:r>
+              <w:rPr>
+                <w:b/>
+              </w:rPr>
+              <w:t>Aggregate Function Level 1</w:t>
+            </w:r>
+          </w:p>
+        </w:tc>
+        <w:tc>
+          <w:tcPr>
+            <w:tcW w:type="dxa" w:w="2059"/>
+          </w:tcPr>
+          <w:p>
+            <w:r/>
+            <w:r>
+              <w:rPr>
+                <w:b/>
+              </w:rPr>
+              <w:t>Aggregate Function Level 2</w:t>
+            </w:r>
+          </w:p>
+        </w:tc>
+        <w:tc>
+          <w:tcPr>
+            <w:tcW w:type="dxa" w:w="2059"/>
           </w:tcPr>
           <w:p>
             <w:r/>
@@ -670,34 +698,6 @@
             </w:r>
           </w:p>
         </w:tc>
-        <w:tc>
-          <w:tcPr>
-            <w:tcW w:type="dxa" w:w="1966"/>
-          </w:tcPr>
-          <w:p>
-            <w:r/>
-            <w:r>
-              <w:rPr>
-                <w:b/>
-              </w:rPr>
-              <w:t>Aggregate Function Level 1</w:t>
-            </w:r>
-          </w:p>
-        </w:tc>
-        <w:tc>
-          <w:tcPr>
-            <w:tcW w:type="dxa" w:w="1966"/>
-          </w:tcPr>
-          <w:p>
-            <w:r/>
-            <w:r>
-              <w:rPr>
-                <w:b/>
-              </w:rPr>
-              <w:t>Aggregate Function Level 2</w:t>
-            </w:r>
-          </w:p>
-        </w:tc>
       </w:tr>
       <w:tr>
         <w:tc>
@@ -724,34 +724,34 @@
         </w:tc>
         <w:tc>
           <w:tcPr>
-            <w:tcW w:type="dxa" w:w="2153"/>
+            <w:tcW w:type="dxa" w:w="1966"/>
+          </w:tcPr>
+          <w:p>
+            <w:r/>
+            <w:r>
+              <w:t>Rating and Follow up</w:t>
+            </w:r>
+          </w:p>
+        </w:tc>
+        <w:tc>
+          <w:tcPr>
+            <w:tcW w:type="dxa" w:w="2059"/>
+          </w:tcPr>
+          <w:p>
+            <w:r/>
+            <w:r>
+              <w:t>Tariff Calculation and Rating</w:t>
+            </w:r>
+          </w:p>
+        </w:tc>
+        <w:tc>
+          <w:tcPr>
+            <w:tcW w:type="dxa" w:w="2059"/>
           </w:tcPr>
           <w:p>
             <w:r/>
             <w:r>
               <w:t>Price and Discount Calculation applies pricing and discounting rules and algorithms in the context of the assembled information concerning Products (i.e. instances of Product).</w:t>
-            </w:r>
-          </w:p>
-        </w:tc>
-        <w:tc>
-          <w:tcPr>
-            <w:tcW w:type="dxa" w:w="1966"/>
-          </w:tcPr>
-          <w:p>
-            <w:r/>
-            <w:r>
-              <w:t>Rating and Follow up</w:t>
-            </w:r>
-          </w:p>
-        </w:tc>
-        <w:tc>
-          <w:tcPr>
-            <w:tcW w:type="dxa" w:w="1966"/>
-          </w:tcPr>
-          <w:p>
-            <w:r/>
-            <w:r>
-              <w:t>Tariff Calculation and Rating</w:t>
             </w:r>
           </w:p>
         </w:tc>
@@ -781,34 +781,34 @@
         </w:tc>
         <w:tc>
           <w:tcPr>
-            <w:tcW w:type="dxa" w:w="2153"/>
+            <w:tcW w:type="dxa" w:w="1966"/>
+          </w:tcPr>
+          <w:p>
+            <w:r/>
+            <w:r>
+              <w:t>Product Configuration &amp; Activation</w:t>
+            </w:r>
+          </w:p>
+        </w:tc>
+        <w:tc>
+          <w:tcPr>
+            <w:tcW w:type="dxa" w:w="2059"/>
+          </w:tcPr>
+          <w:p>
+            <w:r/>
+            <w:r>
+              <w:t>Offer and Product Configuration</w:t>
+            </w:r>
+          </w:p>
+        </w:tc>
+        <w:tc>
+          <w:tcPr>
+            <w:tcW w:type="dxa" w:w="2059"/>
           </w:tcPr>
           <w:p>
             <w:r/>
             <w:r>
               <w:t>Inter-Product Dependency Identification identifies product dependencies, binds new order to purchased product or point to the dependent product required</w:t>
-            </w:r>
-          </w:p>
-        </w:tc>
-        <w:tc>
-          <w:tcPr>
-            <w:tcW w:type="dxa" w:w="1966"/>
-          </w:tcPr>
-          <w:p>
-            <w:r/>
-            <w:r>
-              <w:t>Product Configuration &amp; Activation</w:t>
-            </w:r>
-          </w:p>
-        </w:tc>
-        <w:tc>
-          <w:tcPr>
-            <w:tcW w:type="dxa" w:w="1966"/>
-          </w:tcPr>
-          <w:p>
-            <w:r/>
-            <w:r>
-              <w:t>Offer and Product Configuration</w:t>
             </w:r>
           </w:p>
         </w:tc>
@@ -838,34 +838,34 @@
         </w:tc>
         <w:tc>
           <w:tcPr>
-            <w:tcW w:type="dxa" w:w="2153"/>
+            <w:tcW w:type="dxa" w:w="1966"/>
+          </w:tcPr>
+          <w:p>
+            <w:r/>
+            <w:r>
+              <w:t>Customer Order Management</w:t>
+            </w:r>
+          </w:p>
+        </w:tc>
+        <w:tc>
+          <w:tcPr>
+            <w:tcW w:type="dxa" w:w="2059"/>
+          </w:tcPr>
+          <w:p>
+            <w:r/>
+            <w:r>
+              <w:t>Customer Order Eligibility Validation</w:t>
+            </w:r>
+          </w:p>
+        </w:tc>
+        <w:tc>
+          <w:tcPr>
+            <w:tcW w:type="dxa" w:w="2059"/>
           </w:tcPr>
           <w:p>
             <w:r/>
             <w:r>
               <w:t>Customer Order Eligibility Validation function validates that the Offer &amp; products specified on the Customer Order, are eligible from a commercial and functional point of view. / It includes: / • Commercial Eligibility with commercial compatibility with the already customer installed Offers / • Functional Eligibility with the customer's already installed Products (corresponding to ProductSpecification).</w:t>
-            </w:r>
-          </w:p>
-        </w:tc>
-        <w:tc>
-          <w:tcPr>
-            <w:tcW w:type="dxa" w:w="1966"/>
-          </w:tcPr>
-          <w:p>
-            <w:r/>
-            <w:r>
-              <w:t>Customer Order Management</w:t>
-            </w:r>
-          </w:p>
-        </w:tc>
-        <w:tc>
-          <w:tcPr>
-            <w:tcW w:type="dxa" w:w="1966"/>
-          </w:tcPr>
-          <w:p>
-            <w:r/>
-            <w:r>
-              <w:t>Customer Order Eligibility Validation</w:t>
             </w:r>
           </w:p>
         </w:tc>
@@ -895,34 +895,34 @@
         </w:tc>
         <w:tc>
           <w:tcPr>
-            <w:tcW w:type="dxa" w:w="2153"/>
+            <w:tcW w:type="dxa" w:w="1966"/>
+          </w:tcPr>
+          <w:p>
+            <w:r/>
+            <w:r>
+              <w:t>Product Configuration &amp; Activation</w:t>
+            </w:r>
+          </w:p>
+        </w:tc>
+        <w:tc>
+          <w:tcPr>
+            <w:tcW w:type="dxa" w:w="2059"/>
+          </w:tcPr>
+          <w:p>
+            <w:r/>
+            <w:r>
+              <w:t>Offer and Product Configuration</w:t>
+            </w:r>
+          </w:p>
+        </w:tc>
+        <w:tc>
+          <w:tcPr>
+            <w:tcW w:type="dxa" w:w="2059"/>
           </w:tcPr>
           <w:p>
             <w:r/>
             <w:r>
               <w:t>The Offer and Product Configuration function enables the configuration of the commercial offer chosen by the customer. / The configuration recovers the choice of an option, the choice of the characteristics values for the Product Specification including installation preferences... / It can be based on product configurator using a rule engine. / It can be used at the same time by Selling, Order Establishment or Develop Sales Proposal Business activities.</w:t>
-            </w:r>
-          </w:p>
-        </w:tc>
-        <w:tc>
-          <w:tcPr>
-            <w:tcW w:type="dxa" w:w="1966"/>
-          </w:tcPr>
-          <w:p>
-            <w:r/>
-            <w:r>
-              <w:t>Product Configuration &amp; Activation</w:t>
-            </w:r>
-          </w:p>
-        </w:tc>
-        <w:tc>
-          <w:tcPr>
-            <w:tcW w:type="dxa" w:w="1966"/>
-          </w:tcPr>
-          <w:p>
-            <w:r/>
-            <w:r>
-              <w:t>Offer and Product Configuration</w:t>
             </w:r>
           </w:p>
         </w:tc>
@@ -952,34 +952,34 @@
         </w:tc>
         <w:tc>
           <w:tcPr>
-            <w:tcW w:type="dxa" w:w="2153"/>
+            <w:tcW w:type="dxa" w:w="1966"/>
+          </w:tcPr>
+          <w:p>
+            <w:r/>
+            <w:r>
+              <w:t>Customer Order Management</w:t>
+            </w:r>
+          </w:p>
+        </w:tc>
+        <w:tc>
+          <w:tcPr>
+            <w:tcW w:type="dxa" w:w="2059"/>
+          </w:tcPr>
+          <w:p>
+            <w:r/>
+            <w:r>
+              <w:t>Customer Order Eligibility Validation</w:t>
+            </w:r>
+          </w:p>
+        </w:tc>
+        <w:tc>
+          <w:tcPr>
+            <w:tcW w:type="dxa" w:w="2059"/>
           </w:tcPr>
           <w:p>
             <w:r/>
             <w:r>
               <w:t>Product Availability Checking function provide an internet technology driven interface for the customer to undertake a product availability check. / E.g., that the product offering is active for sales, the equipment(s) specified in the customer order are on stock.</w:t>
-            </w:r>
-          </w:p>
-        </w:tc>
-        <w:tc>
-          <w:tcPr>
-            <w:tcW w:type="dxa" w:w="1966"/>
-          </w:tcPr>
-          <w:p>
-            <w:r/>
-            <w:r>
-              <w:t>Customer Order Management</w:t>
-            </w:r>
-          </w:p>
-        </w:tc>
-        <w:tc>
-          <w:tcPr>
-            <w:tcW w:type="dxa" w:w="1966"/>
-          </w:tcPr>
-          <w:p>
-            <w:r/>
-            <w:r>
-              <w:t>Customer Order Eligibility Validation</w:t>
             </w:r>
           </w:p>
         </w:tc>
@@ -1009,34 +1009,34 @@
         </w:tc>
         <w:tc>
           <w:tcPr>
-            <w:tcW w:type="dxa" w:w="2153"/>
+            <w:tcW w:type="dxa" w:w="1966"/>
+          </w:tcPr>
+          <w:p>
+            <w:r/>
+            <w:r>
+              <w:t>Fulfillment Integration Management</w:t>
+            </w:r>
+          </w:p>
+        </w:tc>
+        <w:tc>
+          <w:tcPr>
+            <w:tcW w:type="dxa" w:w="2059"/>
+          </w:tcPr>
+          <w:p>
+            <w:r/>
+            <w:r>
+              <w:t>Customer Fulfillment Access Management</w:t>
+            </w:r>
+          </w:p>
+        </w:tc>
+        <w:tc>
+          <w:tcPr>
+            <w:tcW w:type="dxa" w:w="2059"/>
           </w:tcPr>
           <w:p>
             <w:r/>
             <w:r>
               <w:t>Quote Price Support Access provides self empowered fulfillment function to provide an internet technology driven interface for the customer to get a Quotation price.</w:t>
-            </w:r>
-          </w:p>
-        </w:tc>
-        <w:tc>
-          <w:tcPr>
-            <w:tcW w:type="dxa" w:w="1966"/>
-          </w:tcPr>
-          <w:p>
-            <w:r/>
-            <w:r>
-              <w:t>Fulfillment Integration Management</w:t>
-            </w:r>
-          </w:p>
-        </w:tc>
-        <w:tc>
-          <w:tcPr>
-            <w:tcW w:type="dxa" w:w="1966"/>
-          </w:tcPr>
-          <w:p>
-            <w:r/>
-            <w:r>
-              <w:t>Customer Fulfillment Access Management</w:t>
             </w:r>
           </w:p>
         </w:tc>
@@ -1066,34 +1066,34 @@
         </w:tc>
         <w:tc>
           <w:tcPr>
-            <w:tcW w:type="dxa" w:w="2153"/>
+            <w:tcW w:type="dxa" w:w="1966"/>
+          </w:tcPr>
+          <w:p>
+            <w:r/>
+            <w:r>
+              <w:t>Product Configuration &amp; Activation</w:t>
+            </w:r>
+          </w:p>
+        </w:tc>
+        <w:tc>
+          <w:tcPr>
+            <w:tcW w:type="dxa" w:w="2059"/>
+          </w:tcPr>
+          <w:p>
+            <w:r/>
+            <w:r>
+              <w:t>Offer and Product Configuration</w:t>
+            </w:r>
+          </w:p>
+        </w:tc>
+        <w:tc>
+          <w:tcPr>
+            <w:tcW w:type="dxa" w:w="2059"/>
           </w:tcPr>
           <w:p>
             <w:r/>
             <w:r>
               <w:t>Customer SLA Preferences Capturing captures the customer's SLA preferences e.g., as part of the fulfillment.</w:t>
-            </w:r>
-          </w:p>
-        </w:tc>
-        <w:tc>
-          <w:tcPr>
-            <w:tcW w:type="dxa" w:w="1966"/>
-          </w:tcPr>
-          <w:p>
-            <w:r/>
-            <w:r>
-              <w:t>Product Configuration &amp; Activation</w:t>
-            </w:r>
-          </w:p>
-        </w:tc>
-        <w:tc>
-          <w:tcPr>
-            <w:tcW w:type="dxa" w:w="1966"/>
-          </w:tcPr>
-          <w:p>
-            <w:r/>
-            <w:r>
-              <w:t>Offer and Product Configuration</w:t>
             </w:r>
           </w:p>
         </w:tc>
@@ -1123,34 +1123,34 @@
         </w:tc>
         <w:tc>
           <w:tcPr>
-            <w:tcW w:type="dxa" w:w="2153"/>
+            <w:tcW w:type="dxa" w:w="1966"/>
+          </w:tcPr>
+          <w:p>
+            <w:r/>
+            <w:r>
+              <w:t>Rating and Follow up</w:t>
+            </w:r>
+          </w:p>
+        </w:tc>
+        <w:tc>
+          <w:tcPr>
+            <w:tcW w:type="dxa" w:w="2059"/>
+          </w:tcPr>
+          <w:p>
+            <w:r/>
+            <w:r>
+              <w:t>Tariff Calculation and Rating</w:t>
+            </w:r>
+          </w:p>
+        </w:tc>
+        <w:tc>
+          <w:tcPr>
+            <w:tcW w:type="dxa" w:w="2059"/>
           </w:tcPr>
           <w:p>
             <w:r/>
             <w:r>
               <w:t>Discounts Calculation determines charge discounts based on pricing plan; including discounts on recurring, one time, and usage charges. / Discounts may be applied at different levels such as cross product, cross location, or cross customer (all customers that are part of a given group plan – some affiliation). The discounts can be apportioned across multiple events.</w:t>
-            </w:r>
-          </w:p>
-        </w:tc>
-        <w:tc>
-          <w:tcPr>
-            <w:tcW w:type="dxa" w:w="1966"/>
-          </w:tcPr>
-          <w:p>
-            <w:r/>
-            <w:r>
-              <w:t>Rating and Follow up</w:t>
-            </w:r>
-          </w:p>
-        </w:tc>
-        <w:tc>
-          <w:tcPr>
-            <w:tcW w:type="dxa" w:w="1966"/>
-          </w:tcPr>
-          <w:p>
-            <w:r/>
-            <w:r>
-              <w:t>Tariff Calculation and Rating</w:t>
             </w:r>
           </w:p>
         </w:tc>
@@ -1180,34 +1180,34 @@
         </w:tc>
         <w:tc>
           <w:tcPr>
-            <w:tcW w:type="dxa" w:w="2153"/>
+            <w:tcW w:type="dxa" w:w="1966"/>
+          </w:tcPr>
+          <w:p>
+            <w:r/>
+            <w:r>
+              <w:t>Product Configuration &amp; Activation</w:t>
+            </w:r>
+          </w:p>
+        </w:tc>
+        <w:tc>
+          <w:tcPr>
+            <w:tcW w:type="dxa" w:w="2059"/>
+          </w:tcPr>
+          <w:p>
+            <w:r/>
+            <w:r>
+              <w:t>Offer and Product Configuration</w:t>
+            </w:r>
+          </w:p>
+        </w:tc>
+        <w:tc>
+          <w:tcPr>
+            <w:tcW w:type="dxa" w:w="2059"/>
           </w:tcPr>
           <w:p>
             <w:r/>
             <w:r>
               <w:t>Customer Product Proposal Creation proposes according to what the customer presently has as part of what can be further provided to the customer including bundling, product proposals, etc.</w:t>
-            </w:r>
-          </w:p>
-        </w:tc>
-        <w:tc>
-          <w:tcPr>
-            <w:tcW w:type="dxa" w:w="1966"/>
-          </w:tcPr>
-          <w:p>
-            <w:r/>
-            <w:r>
-              <w:t>Product Configuration &amp; Activation</w:t>
-            </w:r>
-          </w:p>
-        </w:tc>
-        <w:tc>
-          <w:tcPr>
-            <w:tcW w:type="dxa" w:w="1966"/>
-          </w:tcPr>
-          <w:p>
-            <w:r/>
-            <w:r>
-              <w:t>Offer and Product Configuration</w:t>
             </w:r>
           </w:p>
         </w:tc>
@@ -1237,34 +1237,34 @@
         </w:tc>
         <w:tc>
           <w:tcPr>
-            <w:tcW w:type="dxa" w:w="2153"/>
+            <w:tcW w:type="dxa" w:w="1966"/>
+          </w:tcPr>
+          <w:p>
+            <w:r/>
+            <w:r>
+              <w:t>Sales Management</w:t>
+            </w:r>
+          </w:p>
+        </w:tc>
+        <w:tc>
+          <w:tcPr>
+            <w:tcW w:type="dxa" w:w="2059"/>
+          </w:tcPr>
+          <w:p>
+            <w:r/>
+            <w:r>
+              <w:t>Opportunity Management</w:t>
+            </w:r>
+          </w:p>
+        </w:tc>
+        <w:tc>
+          <w:tcPr>
+            <w:tcW w:type="dxa" w:w="2059"/>
           </w:tcPr>
           <w:p>
             <w:r/>
             <w:r>
               <w:t>Product Customization Offering Management provides the necessary functionality to manage the customer personalized proposals, taking into account the customer location, needs, current products, as well as the service provider's products, sales emphasis and targets, etc.</w:t>
-            </w:r>
-          </w:p>
-        </w:tc>
-        <w:tc>
-          <w:tcPr>
-            <w:tcW w:type="dxa" w:w="1966"/>
-          </w:tcPr>
-          <w:p>
-            <w:r/>
-            <w:r>
-              <w:t>Sales Management</w:t>
-            </w:r>
-          </w:p>
-        </w:tc>
-        <w:tc>
-          <w:tcPr>
-            <w:tcW w:type="dxa" w:w="1966"/>
-          </w:tcPr>
-          <w:p>
-            <w:r/>
-            <w:r>
-              <w:t>Opportunity Management</w:t>
             </w:r>
           </w:p>
         </w:tc>
@@ -1294,34 +1294,34 @@
         </w:tc>
         <w:tc>
           <w:tcPr>
-            <w:tcW w:type="dxa" w:w="2153"/>
+            <w:tcW w:type="dxa" w:w="1966"/>
+          </w:tcPr>
+          <w:p>
+            <w:r/>
+            <w:r>
+              <w:t>Customer Order Management</w:t>
+            </w:r>
+          </w:p>
+        </w:tc>
+        <w:tc>
+          <w:tcPr>
+            <w:tcW w:type="dxa" w:w="2059"/>
+          </w:tcPr>
+          <w:p>
+            <w:r/>
+            <w:r>
+              <w:t>Customer Order Eligibility Validation</w:t>
+            </w:r>
+          </w:p>
+        </w:tc>
+        <w:tc>
+          <w:tcPr>
+            <w:tcW w:type="dxa" w:w="2059"/>
           </w:tcPr>
           <w:p>
             <w:r/>
             <w:r>
               <w:t>Product Offer to Customer Verification enables and verifies the configuration of the commercial offer chosen by the customer. / The configuration consist of technical, functional, and commercial prerequisites and preferences.</w:t>
-            </w:r>
-          </w:p>
-        </w:tc>
-        <w:tc>
-          <w:tcPr>
-            <w:tcW w:type="dxa" w:w="1966"/>
-          </w:tcPr>
-          <w:p>
-            <w:r/>
-            <w:r>
-              <w:t>Customer Order Management</w:t>
-            </w:r>
-          </w:p>
-        </w:tc>
-        <w:tc>
-          <w:tcPr>
-            <w:tcW w:type="dxa" w:w="1966"/>
-          </w:tcPr>
-          <w:p>
-            <w:r/>
-            <w:r>
-              <w:t>Customer Order Eligibility Validation</w:t>
             </w:r>
           </w:p>
         </w:tc>
@@ -1351,34 +1351,34 @@
         </w:tc>
         <w:tc>
           <w:tcPr>
-            <w:tcW w:type="dxa" w:w="2153"/>
+            <w:tcW w:type="dxa" w:w="1966"/>
+          </w:tcPr>
+          <w:p>
+            <w:r/>
+            <w:r>
+              <w:t>Sales Management</w:t>
+            </w:r>
+          </w:p>
+        </w:tc>
+        <w:tc>
+          <w:tcPr>
+            <w:tcW w:type="dxa" w:w="2059"/>
+          </w:tcPr>
+          <w:p>
+            <w:r/>
+            <w:r>
+              <w:t>Opportunity Management</w:t>
+            </w:r>
+          </w:p>
+        </w:tc>
+        <w:tc>
+          <w:tcPr>
+            <w:tcW w:type="dxa" w:w="2059"/>
           </w:tcPr>
           <w:p>
             <w:r/>
             <w:r>
               <w:t>Solution Design Creation function combine/configure the emerged solution based on the existing solution, planned changes and newly designed features (e.g., for site connectivity services) / Selecting relevant Products and Services from Catalog – Browse and select entries from a catalog that might be relevant to the set of captured requirements into the design.</w:t>
-            </w:r>
-          </w:p>
-        </w:tc>
-        <w:tc>
-          <w:tcPr>
-            <w:tcW w:type="dxa" w:w="1966"/>
-          </w:tcPr>
-          <w:p>
-            <w:r/>
-            <w:r>
-              <w:t>Sales Management</w:t>
-            </w:r>
-          </w:p>
-        </w:tc>
-        <w:tc>
-          <w:tcPr>
-            <w:tcW w:type="dxa" w:w="1966"/>
-          </w:tcPr>
-          <w:p>
-            <w:r/>
-            <w:r>
-              <w:t>Opportunity Management</w:t>
             </w:r>
           </w:p>
         </w:tc>
@@ -1408,34 +1408,34 @@
         </w:tc>
         <w:tc>
           <w:tcPr>
-            <w:tcW w:type="dxa" w:w="2153"/>
+            <w:tcW w:type="dxa" w:w="1966"/>
+          </w:tcPr>
+          <w:p>
+            <w:r/>
+            <w:r>
+              <w:t>Sales Management</w:t>
+            </w:r>
+          </w:p>
+        </w:tc>
+        <w:tc>
+          <w:tcPr>
+            <w:tcW w:type="dxa" w:w="2059"/>
+          </w:tcPr>
+          <w:p>
+            <w:r/>
+            <w:r>
+              <w:t>Opportunity Management</w:t>
+            </w:r>
+          </w:p>
+        </w:tc>
+        <w:tc>
+          <w:tcPr>
+            <w:tcW w:type="dxa" w:w="2059"/>
           </w:tcPr>
           <w:p>
             <w:r/>
             <w:r>
               <w:t>Obtains configuration constraints from the catalog and validates the correctness of the design against them.</w:t>
-            </w:r>
-          </w:p>
-        </w:tc>
-        <w:tc>
-          <w:tcPr>
-            <w:tcW w:type="dxa" w:w="1966"/>
-          </w:tcPr>
-          <w:p>
-            <w:r/>
-            <w:r>
-              <w:t>Sales Management</w:t>
-            </w:r>
-          </w:p>
-        </w:tc>
-        <w:tc>
-          <w:tcPr>
-            <w:tcW w:type="dxa" w:w="1966"/>
-          </w:tcPr>
-          <w:p>
-            <w:r/>
-            <w:r>
-              <w:t>Opportunity Management</w:t>
             </w:r>
           </w:p>
         </w:tc>
@@ -1465,34 +1465,34 @@
         </w:tc>
         <w:tc>
           <w:tcPr>
-            <w:tcW w:type="dxa" w:w="2153"/>
+            <w:tcW w:type="dxa" w:w="1966"/>
+          </w:tcPr>
+          <w:p>
+            <w:r/>
+            <w:r>
+              <w:t>Sales Management</w:t>
+            </w:r>
+          </w:p>
+        </w:tc>
+        <w:tc>
+          <w:tcPr>
+            <w:tcW w:type="dxa" w:w="2059"/>
+          </w:tcPr>
+          <w:p>
+            <w:r/>
+            <w:r>
+              <w:t>Opportunity Management</w:t>
+            </w:r>
+          </w:p>
+        </w:tc>
+        <w:tc>
+          <w:tcPr>
+            <w:tcW w:type="dxa" w:w="2059"/>
           </w:tcPr>
           <w:p>
             <w:r/>
             <w:r>
               <w:t>The Solution Pricing function is concerned with assuring that the designs are priced consistent with pricing used for billing. The common product catalog provides an initial price base for the components that are in the solution vs. the existing configuration at the customer location.</w:t>
-            </w:r>
-          </w:p>
-        </w:tc>
-        <w:tc>
-          <w:tcPr>
-            <w:tcW w:type="dxa" w:w="1966"/>
-          </w:tcPr>
-          <w:p>
-            <w:r/>
-            <w:r>
-              <w:t>Sales Management</w:t>
-            </w:r>
-          </w:p>
-        </w:tc>
-        <w:tc>
-          <w:tcPr>
-            <w:tcW w:type="dxa" w:w="1966"/>
-          </w:tcPr>
-          <w:p>
-            <w:r/>
-            <w:r>
-              <w:t>Opportunity Management</w:t>
             </w:r>
           </w:p>
         </w:tc>
@@ -1522,34 +1522,34 @@
         </w:tc>
         <w:tc>
           <w:tcPr>
-            <w:tcW w:type="dxa" w:w="2153"/>
+            <w:tcW w:type="dxa" w:w="1966"/>
+          </w:tcPr>
+          <w:p>
+            <w:r/>
+            <w:r>
+              <w:t>Sales Management</w:t>
+            </w:r>
+          </w:p>
+        </w:tc>
+        <w:tc>
+          <w:tcPr>
+            <w:tcW w:type="dxa" w:w="2059"/>
+          </w:tcPr>
+          <w:p>
+            <w:r/>
+            <w:r>
+              <w:t>Opportunity Management</w:t>
+            </w:r>
+          </w:p>
+        </w:tc>
+        <w:tc>
+          <w:tcPr>
+            <w:tcW w:type="dxa" w:w="2059"/>
           </w:tcPr>
           <w:p>
             <w:r/>
             <w:r>
               <w:t>Calculation Rules Retrieval function gives support for tariffication rules including discounting rules. / It supports that discounting rules and guidelines are provided as to standard levels of discounts/promotions that can be provided to the customer. Special discount arrangements can be obtained by following an escalation process. There is workflow functionality to help manage discount escalation.</w:t>
-            </w:r>
-          </w:p>
-        </w:tc>
-        <w:tc>
-          <w:tcPr>
-            <w:tcW w:type="dxa" w:w="1966"/>
-          </w:tcPr>
-          <w:p>
-            <w:r/>
-            <w:r>
-              <w:t>Sales Management</w:t>
-            </w:r>
-          </w:p>
-        </w:tc>
-        <w:tc>
-          <w:tcPr>
-            <w:tcW w:type="dxa" w:w="1966"/>
-          </w:tcPr>
-          <w:p>
-            <w:r/>
-            <w:r>
-              <w:t>Opportunity Management</w:t>
             </w:r>
           </w:p>
         </w:tc>
@@ -1579,34 +1579,34 @@
         </w:tc>
         <w:tc>
           <w:tcPr>
-            <w:tcW w:type="dxa" w:w="2153"/>
+            <w:tcW w:type="dxa" w:w="1966"/>
+          </w:tcPr>
+          <w:p>
+            <w:r/>
+            <w:r>
+              <w:t>Sales Management</w:t>
+            </w:r>
+          </w:p>
+        </w:tc>
+        <w:tc>
+          <w:tcPr>
+            <w:tcW w:type="dxa" w:w="2059"/>
+          </w:tcPr>
+          <w:p>
+            <w:r/>
+            <w:r>
+              <w:t>Opportunity Management</w:t>
+            </w:r>
+          </w:p>
+        </w:tc>
+        <w:tc>
+          <w:tcPr>
+            <w:tcW w:type="dxa" w:w="2059"/>
           </w:tcPr>
           <w:p>
             <w:r/>
             <w:r>
               <w:t>Price Optimization enables sales to effectively evaluate the customer, generate recommendations for price decreases and increases, and set negotiation guidelines based on our cost. This includes the application of non-standard pricing.</w:t>
-            </w:r>
-          </w:p>
-        </w:tc>
-        <w:tc>
-          <w:tcPr>
-            <w:tcW w:type="dxa" w:w="1966"/>
-          </w:tcPr>
-          <w:p>
-            <w:r/>
-            <w:r>
-              <w:t>Sales Management</w:t>
-            </w:r>
-          </w:p>
-        </w:tc>
-        <w:tc>
-          <w:tcPr>
-            <w:tcW w:type="dxa" w:w="1966"/>
-          </w:tcPr>
-          <w:p>
-            <w:r/>
-            <w:r>
-              <w:t>Opportunity Management</w:t>
             </w:r>
           </w:p>
         </w:tc>
@@ -1733,7 +1733,7 @@
         </w:trPr>
         <w:tc>
           <w:tcPr>
-            <w:tcW w:type="dxa" w:w="1030"/>
+            <w:tcW w:type="dxa" w:w="936"/>
           </w:tcPr>
           <w:p>
             <w:r/>
@@ -1747,7 +1747,7 @@
         </w:tc>
         <w:tc>
           <w:tcPr>
-            <w:tcW w:type="dxa" w:w="2434"/>
+            <w:tcW w:type="dxa" w:w="2153"/>
           </w:tcPr>
           <w:p>
             <w:r/>
@@ -1761,7 +1761,7 @@
         </w:tc>
         <w:tc>
           <w:tcPr>
-            <w:tcW w:type="dxa" w:w="1591"/>
+            <w:tcW w:type="dxa" w:w="1404"/>
           </w:tcPr>
           <w:p>
             <w:r/>
@@ -1775,7 +1775,7 @@
         </w:tc>
         <w:tc>
           <w:tcPr>
-            <w:tcW w:type="dxa" w:w="1217"/>
+            <w:tcW w:type="dxa" w:w="1123"/>
           </w:tcPr>
           <w:p>
             <w:r/>
@@ -1789,7 +1789,7 @@
         </w:tc>
         <w:tc>
           <w:tcPr>
-            <w:tcW w:type="dxa" w:w="1966"/>
+            <w:tcW w:type="dxa" w:w="1685"/>
           </w:tcPr>
           <w:p>
             <w:r/>
@@ -1803,7 +1803,7 @@
         </w:tc>
         <w:tc>
           <w:tcPr>
-            <w:tcW w:type="dxa" w:w="1123"/>
+            <w:tcW w:type="dxa" w:w="2059"/>
           </w:tcPr>
           <w:p>
             <w:r/>
@@ -1819,7 +1819,7 @@
       <w:tr>
         <w:tc>
           <w:tcPr>
-            <w:tcW w:type="dxa" w:w="1030"/>
+            <w:tcW w:type="dxa" w:w="936"/>
           </w:tcPr>
           <w:p>
             <w:r/>
@@ -1830,7 +1830,7 @@
         </w:tc>
         <w:tc>
           <w:tcPr>
-            <w:tcW w:type="dxa" w:w="2434"/>
+            <w:tcW w:type="dxa" w:w="2153"/>
           </w:tcPr>
           <w:p>
             <w:r/>
@@ -1841,7 +1841,7 @@
         </w:tc>
         <w:tc>
           <w:tcPr>
-            <w:tcW w:type="dxa" w:w="1591"/>
+            <w:tcW w:type="dxa" w:w="1404"/>
           </w:tcPr>
           <w:p>
             <w:r/>
@@ -1852,7 +1852,7 @@
         </w:tc>
         <w:tc>
           <w:tcPr>
-            <w:tcW w:type="dxa" w:w="1217"/>
+            <w:tcW w:type="dxa" w:w="1123"/>
           </w:tcPr>
           <w:p>
             <w:r/>
@@ -1863,7 +1863,7 @@
         </w:tc>
         <w:tc>
           <w:tcPr>
-            <w:tcW w:type="dxa" w:w="1966"/>
+            <w:tcW w:type="dxa" w:w="1685"/>
           </w:tcPr>
           <w:p>
             <w:r/>
@@ -1874,36 +1874,12 @@
         </w:tc>
         <w:tc>
           <w:tcPr>
-            <w:tcW w:type="dxa" w:w="1123"/>
-          </w:tcPr>
-          <w:p>
-            <w:r/>
-            <w:r>
-              <w:t>GET</w:t>
-            </w:r>
-            <w:r>
-              <w:br/>
-            </w:r>
-            <w:r>
-              <w:t>GET /id</w:t>
-            </w:r>
-            <w:r>
-              <w:br/>
-            </w:r>
-            <w:r>
-              <w:t>POST</w:t>
-            </w:r>
-            <w:r>
-              <w:br/>
-            </w:r>
-            <w:r>
-              <w:t>PATCH /id</w:t>
-            </w:r>
-            <w:r>
-              <w:br/>
-            </w:r>
-            <w:r>
-              <w:t>DELETE</w:t>
+            <w:tcW w:type="dxa" w:w="2059"/>
+          </w:tcPr>
+          <w:p>
+            <w:r/>
+            <w:r>
+              <w:t>GET, GET /id, POST, PATCH /id, DELETE</w:t>
             </w:r>
           </w:p>
         </w:tc>
@@ -1911,7 +1887,7 @@
       <w:tr>
         <w:tc>
           <w:tcPr>
-            <w:tcW w:type="dxa" w:w="1030"/>
+            <w:tcW w:type="dxa" w:w="936"/>
           </w:tcPr>
           <w:p>
             <w:r/>
@@ -1922,7 +1898,7 @@
         </w:tc>
         <w:tc>
           <w:tcPr>
-            <w:tcW w:type="dxa" w:w="2434"/>
+            <w:tcW w:type="dxa" w:w="2153"/>
           </w:tcPr>
           <w:p>
             <w:r/>
@@ -1933,7 +1909,7 @@
         </w:tc>
         <w:tc>
           <w:tcPr>
-            <w:tcW w:type="dxa" w:w="1591"/>
+            <w:tcW w:type="dxa" w:w="1404"/>
           </w:tcPr>
           <w:p>
             <w:r/>
@@ -1944,7 +1920,7 @@
         </w:tc>
         <w:tc>
           <w:tcPr>
-            <w:tcW w:type="dxa" w:w="1217"/>
+            <w:tcW w:type="dxa" w:w="1123"/>
           </w:tcPr>
           <w:p>
             <w:r/>
@@ -1955,35 +1931,23 @@
         </w:tc>
         <w:tc>
           <w:tcPr>
-            <w:tcW w:type="dxa" w:w="1966"/>
+            <w:tcW w:type="dxa" w:w="1685"/>
           </w:tcPr>
           <w:p>
             <w:r/>
             <w:r>
               <w:t>checkProductConfiguration</w:t>
             </w:r>
-            <w:r>
-              <w:br/>
-            </w:r>
-            <w:r>
-              <w:t>queryProductConfiguration</w:t>
-            </w:r>
-          </w:p>
-        </w:tc>
-        <w:tc>
-          <w:tcPr>
-            <w:tcW w:type="dxa" w:w="1123"/>
-          </w:tcPr>
-          <w:p>
-            <w:r/>
-            <w:r>
-              <w:t>GET</w:t>
-            </w:r>
-            <w:r>
-              <w:br/>
-            </w:r>
-            <w:r>
-              <w:t>POST</w:t>
+          </w:p>
+        </w:tc>
+        <w:tc>
+          <w:tcPr>
+            <w:tcW w:type="dxa" w:w="2059"/>
+          </w:tcPr>
+          <w:p>
+            <w:r/>
+            <w:r>
+              <w:t>GET, POST</w:t>
             </w:r>
           </w:p>
         </w:tc>
@@ -1991,7 +1955,75 @@
       <w:tr>
         <w:tc>
           <w:tcPr>
-            <w:tcW w:type="dxa" w:w="1030"/>
+            <w:tcW w:type="dxa" w:w="936"/>
+          </w:tcPr>
+          <w:p>
+            <w:r/>
+            <w:r>
+              <w:t>TMF760</w:t>
+            </w:r>
+          </w:p>
+        </w:tc>
+        <w:tc>
+          <w:tcPr>
+            <w:tcW w:type="dxa" w:w="2153"/>
+          </w:tcPr>
+          <w:p>
+            <w:r/>
+            <w:r>
+              <w:t>Product Configuration Management API</w:t>
+            </w:r>
+          </w:p>
+        </w:tc>
+        <w:tc>
+          <w:tcPr>
+            <w:tcW w:type="dxa" w:w="1404"/>
+          </w:tcPr>
+          <w:p>
+            <w:r/>
+            <w:r>
+              <w:t>Mandatory</w:t>
+            </w:r>
+          </w:p>
+        </w:tc>
+        <w:tc>
+          <w:tcPr>
+            <w:tcW w:type="dxa" w:w="1123"/>
+          </w:tcPr>
+          <w:p>
+            <w:r/>
+            <w:r>
+              <w:t>5</w:t>
+            </w:r>
+          </w:p>
+        </w:tc>
+        <w:tc>
+          <w:tcPr>
+            <w:tcW w:type="dxa" w:w="1685"/>
+          </w:tcPr>
+          <w:p>
+            <w:r/>
+            <w:r>
+              <w:t>queryProductConfiguration</w:t>
+            </w:r>
+          </w:p>
+        </w:tc>
+        <w:tc>
+          <w:tcPr>
+            <w:tcW w:type="dxa" w:w="2059"/>
+          </w:tcPr>
+          <w:p>
+            <w:r/>
+            <w:r>
+              <w:t>GET, POST</w:t>
+            </w:r>
+          </w:p>
+        </w:tc>
+      </w:tr>
+      <w:tr>
+        <w:tc>
+          <w:tcPr>
+            <w:tcW w:type="dxa" w:w="936"/>
           </w:tcPr>
           <w:p>
             <w:r/>
@@ -2002,18 +2034,18 @@
         </w:tc>
         <w:tc>
           <w:tcPr>
-            <w:tcW w:type="dxa" w:w="2434"/>
-          </w:tcPr>
-          <w:p>
-            <w:r/>
-            <w:r>
-              <w:t>Process Flow Management API</w:t>
-            </w:r>
-          </w:p>
-        </w:tc>
-        <w:tc>
-          <w:tcPr>
-            <w:tcW w:type="dxa" w:w="1591"/>
+            <w:tcW w:type="dxa" w:w="2153"/>
+          </w:tcPr>
+          <w:p>
+            <w:r/>
+            <w:r>
+              <w:t>UNRESOLVED-TMF701</w:t>
+            </w:r>
+          </w:p>
+        </w:tc>
+        <w:tc>
+          <w:tcPr>
+            <w:tcW w:type="dxa" w:w="1404"/>
           </w:tcPr>
           <w:p>
             <w:r/>
@@ -2024,7 +2056,7 @@
         </w:tc>
         <w:tc>
           <w:tcPr>
-            <w:tcW w:type="dxa" w:w="1217"/>
+            <w:tcW w:type="dxa" w:w="1123"/>
           </w:tcPr>
           <w:p>
             <w:r/>
@@ -2035,16 +2067,78 @@
         </w:tc>
         <w:tc>
           <w:tcPr>
-            <w:tcW w:type="dxa" w:w="1966"/>
+            <w:tcW w:type="dxa" w:w="1685"/>
           </w:tcPr>
           <w:p>
             <w:r/>
             <w:r>
               <w:t>processFlow</w:t>
             </w:r>
-            <w:r>
-              <w:br/>
-            </w:r>
+          </w:p>
+        </w:tc>
+        <w:tc>
+          <w:tcPr>
+            <w:tcW w:type="dxa" w:w="2059"/>
+          </w:tcPr>
+          <w:p>
+            <w:r/>
+            <w:r>
+              <w:t>POST, GET, GET /id, DELETE</w:t>
+            </w:r>
+          </w:p>
+        </w:tc>
+      </w:tr>
+      <w:tr>
+        <w:tc>
+          <w:tcPr>
+            <w:tcW w:type="dxa" w:w="936"/>
+          </w:tcPr>
+          <w:p>
+            <w:r/>
+            <w:r>
+              <w:t>TMF701</w:t>
+            </w:r>
+          </w:p>
+        </w:tc>
+        <w:tc>
+          <w:tcPr>
+            <w:tcW w:type="dxa" w:w="2153"/>
+          </w:tcPr>
+          <w:p>
+            <w:r/>
+            <w:r>
+              <w:t>UNRESOLVED-TMF701</w:t>
+            </w:r>
+          </w:p>
+        </w:tc>
+        <w:tc>
+          <w:tcPr>
+            <w:tcW w:type="dxa" w:w="1404"/>
+          </w:tcPr>
+          <w:p>
+            <w:r/>
+            <w:r>
+              <w:t>Optional</w:t>
+            </w:r>
+          </w:p>
+        </w:tc>
+        <w:tc>
+          <w:tcPr>
+            <w:tcW w:type="dxa" w:w="1123"/>
+          </w:tcPr>
+          <w:p>
+            <w:r/>
+            <w:r>
+              <w:t>4</w:t>
+            </w:r>
+          </w:p>
+        </w:tc>
+        <w:tc>
+          <w:tcPr>
+            <w:tcW w:type="dxa" w:w="1685"/>
+          </w:tcPr>
+          <w:p>
+            <w:r/>
             <w:r>
               <w:t>taskFlow</w:t>
             </w:r>
@@ -2052,42 +2146,12 @@
         </w:tc>
         <w:tc>
           <w:tcPr>
-            <w:tcW w:type="dxa" w:w="1123"/>
-          </w:tcPr>
-          <w:p>
-            <w:r/>
-            <w:r>
-              <w:t>POST</w:t>
-            </w:r>
-            <w:r>
-              <w:br/>
-            </w:r>
-            <w:r>
-              <w:t>GET</w:t>
-            </w:r>
-            <w:r>
-              <w:br/>
-            </w:r>
-            <w:r>
-              <w:t>GET /id</w:t>
-            </w:r>
-            <w:r>
-              <w:br/>
-            </w:r>
-            <w:r>
-              <w:t>DELETE</w:t>
-            </w:r>
-            <w:r>
-              <w:br/>
-            </w:r>
-            <w:r>
-              <w:t>get /id</w:t>
-            </w:r>
-            <w:r>
-              <w:br/>
-            </w:r>
-            <w:r>
-              <w:t>PATCH</w:t>
+            <w:tcW w:type="dxa" w:w="2059"/>
+          </w:tcPr>
+          <w:p>
+            <w:r/>
+            <w:r>
+              <w:t>GET, get /id, PATCH</w:t>
             </w:r>
           </w:p>
         </w:tc>
@@ -2189,7 +2253,7 @@
         </w:tc>
         <w:tc>
           <w:tcPr>
-            <w:tcW w:type="dxa" w:w="2340"/>
+            <w:tcW w:type="dxa" w:w="2153"/>
           </w:tcPr>
           <w:p>
             <w:r/>
@@ -2217,7 +2281,7 @@
         </w:tc>
         <w:tc>
           <w:tcPr>
-            <w:tcW w:type="dxa" w:w="1685"/>
+            <w:tcW w:type="dxa" w:w="1498"/>
           </w:tcPr>
           <w:p>
             <w:r/>
@@ -2231,7 +2295,7 @@
         </w:tc>
         <w:tc>
           <w:tcPr>
-            <w:tcW w:type="dxa" w:w="1872"/>
+            <w:tcW w:type="dxa" w:w="1685"/>
           </w:tcPr>
           <w:p>
             <w:r/>
@@ -2245,7 +2309,7 @@
         </w:tc>
         <w:tc>
           <w:tcPr>
-            <w:tcW w:type="dxa" w:w="1217"/>
+            <w:tcW w:type="dxa" w:w="1778"/>
           </w:tcPr>
           <w:p>
             <w:r/>
@@ -2272,7 +2336,7 @@
         </w:tc>
         <w:tc>
           <w:tcPr>
-            <w:tcW w:type="dxa" w:w="2340"/>
+            <w:tcW w:type="dxa" w:w="2153"/>
           </w:tcPr>
           <w:p>
             <w:r/>
@@ -2294,40 +2358,34 @@
         </w:tc>
         <w:tc>
           <w:tcPr>
+            <w:tcW w:type="dxa" w:w="1498"/>
+          </w:tcPr>
+          <w:p>
+            <w:r/>
+            <w:r>
+              <w:t>Mandatory</w:t>
+            </w:r>
+          </w:p>
+        </w:tc>
+        <w:tc>
+          <w:tcPr>
             <w:tcW w:type="dxa" w:w="1685"/>
           </w:tcPr>
           <w:p>
             <w:r/>
             <w:r>
-              <w:t>Mandatory</w:t>
-            </w:r>
-          </w:p>
-        </w:tc>
-        <w:tc>
-          <w:tcPr>
-            <w:tcW w:type="dxa" w:w="1872"/>
-          </w:tcPr>
-          <w:p>
-            <w:r/>
-            <w:r>
               <w:t>product</w:t>
             </w:r>
           </w:p>
         </w:tc>
         <w:tc>
           <w:tcPr>
-            <w:tcW w:type="dxa" w:w="1217"/>
-          </w:tcPr>
-          <w:p>
-            <w:r/>
-            <w:r>
-              <w:t>GET</w:t>
-            </w:r>
-            <w:r>
-              <w:br/>
-            </w:r>
-            <w:r>
-              <w:t>GET /id</w:t>
+            <w:tcW w:type="dxa" w:w="1778"/>
+          </w:tcPr>
+          <w:p>
+            <w:r/>
+            <w:r>
+              <w:t>GET, GET /id</w:t>
             </w:r>
           </w:p>
         </w:tc>
@@ -2346,7 +2404,7 @@
         </w:tc>
         <w:tc>
           <w:tcPr>
-            <w:tcW w:type="dxa" w:w="2340"/>
+            <w:tcW w:type="dxa" w:w="2153"/>
           </w:tcPr>
           <w:p>
             <w:r/>
@@ -2368,40 +2426,34 @@
         </w:tc>
         <w:tc>
           <w:tcPr>
+            <w:tcW w:type="dxa" w:w="1498"/>
+          </w:tcPr>
+          <w:p>
+            <w:r/>
+            <w:r>
+              <w:t>Mandatory</w:t>
+            </w:r>
+          </w:p>
+        </w:tc>
+        <w:tc>
+          <w:tcPr>
             <w:tcW w:type="dxa" w:w="1685"/>
           </w:tcPr>
           <w:p>
             <w:r/>
             <w:r>
-              <w:t>Mandatory</w:t>
-            </w:r>
-          </w:p>
-        </w:tc>
-        <w:tc>
-          <w:tcPr>
-            <w:tcW w:type="dxa" w:w="1872"/>
-          </w:tcPr>
-          <w:p>
-            <w:r/>
-            <w:r>
               <w:t>product</w:t>
             </w:r>
           </w:p>
         </w:tc>
         <w:tc>
           <w:tcPr>
-            <w:tcW w:type="dxa" w:w="1217"/>
-          </w:tcPr>
-          <w:p>
-            <w:r/>
-            <w:r>
-              <w:t>GET</w:t>
-            </w:r>
-            <w:r>
-              <w:br/>
-            </w:r>
-            <w:r>
-              <w:t>GET /id</w:t>
+            <w:tcW w:type="dxa" w:w="1778"/>
+          </w:tcPr>
+          <w:p>
+            <w:r/>
+            <w:r>
+              <w:t>GET, GET /id</w:t>
             </w:r>
           </w:p>
         </w:tc>
@@ -2420,7 +2472,7 @@
         </w:tc>
         <w:tc>
           <w:tcPr>
-            <w:tcW w:type="dxa" w:w="2340"/>
+            <w:tcW w:type="dxa" w:w="2153"/>
           </w:tcPr>
           <w:p>
             <w:r/>
@@ -2442,64 +2494,34 @@
         </w:tc>
         <w:tc>
           <w:tcPr>
+            <w:tcW w:type="dxa" w:w="1498"/>
+          </w:tcPr>
+          <w:p>
+            <w:r/>
+            <w:r>
+              <w:t>Mandatory</w:t>
+            </w:r>
+          </w:p>
+        </w:tc>
+        <w:tc>
+          <w:tcPr>
             <w:tcW w:type="dxa" w:w="1685"/>
           </w:tcPr>
           <w:p>
             <w:r/>
             <w:r>
-              <w:t>Mandatory</w:t>
-            </w:r>
-          </w:p>
-        </w:tc>
-        <w:tc>
-          <w:tcPr>
-            <w:tcW w:type="dxa" w:w="1872"/>
-          </w:tcPr>
-          <w:p>
-            <w:r/>
-            <w:r>
               <w:t>productCatalog</w:t>
             </w:r>
-            <w:r>
-              <w:br/>
-            </w:r>
-            <w:r>
-              <w:t>category</w:t>
-            </w:r>
-            <w:r>
-              <w:br/>
-            </w:r>
-            <w:r>
-              <w:t>productOffering</w:t>
-            </w:r>
-            <w:r>
-              <w:br/>
-            </w:r>
-            <w:r>
-              <w:t>productOfferingPrice</w:t>
-            </w:r>
-            <w:r>
-              <w:br/>
-            </w:r>
-            <w:r>
-              <w:t>productSpecification</w:t>
-            </w:r>
-          </w:p>
-        </w:tc>
-        <w:tc>
-          <w:tcPr>
-            <w:tcW w:type="dxa" w:w="1217"/>
-          </w:tcPr>
-          <w:p>
-            <w:r/>
-            <w:r>
-              <w:t>GET</w:t>
-            </w:r>
-            <w:r>
-              <w:br/>
-            </w:r>
-            <w:r>
-              <w:t>GET /id</w:t>
+          </w:p>
+        </w:tc>
+        <w:tc>
+          <w:tcPr>
+            <w:tcW w:type="dxa" w:w="1778"/>
+          </w:tcPr>
+          <w:p>
+            <w:r/>
+            <w:r>
+              <w:t>GET, GET /id</w:t>
             </w:r>
           </w:p>
         </w:tc>
@@ -2518,7 +2540,7 @@
         </w:tc>
         <w:tc>
           <w:tcPr>
-            <w:tcW w:type="dxa" w:w="2340"/>
+            <w:tcW w:type="dxa" w:w="2153"/>
           </w:tcPr>
           <w:p>
             <w:r/>
@@ -2534,7 +2556,18 @@
           <w:p>
             <w:r/>
             <w:r>
-              <w:t>4</w:t>
+              <w:t>5</w:t>
+            </w:r>
+          </w:p>
+        </w:tc>
+        <w:tc>
+          <w:tcPr>
+            <w:tcW w:type="dxa" w:w="1498"/>
+          </w:tcPr>
+          <w:p>
+            <w:r/>
+            <w:r>
+              <w:t>Mandatory</w:t>
             </w:r>
           </w:p>
         </w:tc>
@@ -2545,59 +2578,18 @@
           <w:p>
             <w:r/>
             <w:r>
-              <w:t>Mandatory</w:t>
-            </w:r>
-          </w:p>
-        </w:tc>
-        <w:tc>
-          <w:tcPr>
-            <w:tcW w:type="dxa" w:w="1872"/>
-          </w:tcPr>
-          <w:p>
-            <w:r/>
-            <w:r>
-              <w:t>catalog</w:t>
-            </w:r>
-            <w:r>
-              <w:br/>
-            </w:r>
-            <w:r>
               <w:t>category</w:t>
             </w:r>
-            <w:r>
-              <w:br/>
-            </w:r>
-            <w:r>
-              <w:t>productOffering</w:t>
-            </w:r>
-            <w:r>
-              <w:br/>
-            </w:r>
-            <w:r>
-              <w:t>productOfferingPrice</w:t>
-            </w:r>
-            <w:r>
-              <w:br/>
-            </w:r>
-            <w:r>
-              <w:t>productSpecification</w:t>
-            </w:r>
-          </w:p>
-        </w:tc>
-        <w:tc>
-          <w:tcPr>
-            <w:tcW w:type="dxa" w:w="1217"/>
-          </w:tcPr>
-          <w:p>
-            <w:r/>
-            <w:r>
-              <w:t>GET</w:t>
-            </w:r>
-            <w:r>
-              <w:br/>
-            </w:r>
-            <w:r>
-              <w:t>GET /id</w:t>
+          </w:p>
+        </w:tc>
+        <w:tc>
+          <w:tcPr>
+            <w:tcW w:type="dxa" w:w="1778"/>
+          </w:tcPr>
+          <w:p>
+            <w:r/>
+            <w:r>
+              <w:t>GET, GET /id</w:t>
             </w:r>
           </w:p>
         </w:tc>
@@ -2610,18 +2602,18 @@
           <w:p>
             <w:r/>
             <w:r>
-              <w:t>TMF622</w:t>
-            </w:r>
-          </w:p>
-        </w:tc>
-        <w:tc>
-          <w:tcPr>
-            <w:tcW w:type="dxa" w:w="2340"/>
-          </w:tcPr>
-          <w:p>
-            <w:r/>
-            <w:r>
-              <w:t>TMF622</w:t>
+              <w:t>TMF620</w:t>
+            </w:r>
+          </w:p>
+        </w:tc>
+        <w:tc>
+          <w:tcPr>
+            <w:tcW w:type="dxa" w:w="2153"/>
+          </w:tcPr>
+          <w:p>
+            <w:r/>
+            <w:r>
+              <w:t>Product Catalog Management API</w:t>
             </w:r>
           </w:p>
         </w:tc>
@@ -2638,40 +2630,34 @@
         </w:tc>
         <w:tc>
           <w:tcPr>
+            <w:tcW w:type="dxa" w:w="1498"/>
+          </w:tcPr>
+          <w:p>
+            <w:r/>
+            <w:r>
+              <w:t>Mandatory</w:t>
+            </w:r>
+          </w:p>
+        </w:tc>
+        <w:tc>
+          <w:tcPr>
             <w:tcW w:type="dxa" w:w="1685"/>
           </w:tcPr>
           <w:p>
             <w:r/>
             <w:r>
-              <w:t>Mandatory</w:t>
-            </w:r>
-          </w:p>
-        </w:tc>
-        <w:tc>
-          <w:tcPr>
-            <w:tcW w:type="dxa" w:w="1872"/>
-          </w:tcPr>
-          <w:p>
-            <w:r/>
-            <w:r>
-              <w:t>productOrder</w:t>
-            </w:r>
-          </w:p>
-        </w:tc>
-        <w:tc>
-          <w:tcPr>
-            <w:tcW w:type="dxa" w:w="1217"/>
-          </w:tcPr>
-          <w:p>
-            <w:r/>
-            <w:r>
-              <w:t>GET</w:t>
-            </w:r>
-            <w:r>
-              <w:br/>
-            </w:r>
-            <w:r>
-              <w:t>GET /id</w:t>
+              <w:t>productOffering</w:t>
+            </w:r>
+          </w:p>
+        </w:tc>
+        <w:tc>
+          <w:tcPr>
+            <w:tcW w:type="dxa" w:w="1778"/>
+          </w:tcPr>
+          <w:p>
+            <w:r/>
+            <w:r>
+              <w:t>GET, GET /id</w:t>
             </w:r>
           </w:p>
         </w:tc>
@@ -2684,18 +2670,18 @@
           <w:p>
             <w:r/>
             <w:r>
-              <w:t>TMF622</w:t>
-            </w:r>
-          </w:p>
-        </w:tc>
-        <w:tc>
-          <w:tcPr>
-            <w:tcW w:type="dxa" w:w="2340"/>
-          </w:tcPr>
-          <w:p>
-            <w:r/>
-            <w:r>
-              <w:t>TMF622</w:t>
+              <w:t>TMF620</w:t>
+            </w:r>
+          </w:p>
+        </w:tc>
+        <w:tc>
+          <w:tcPr>
+            <w:tcW w:type="dxa" w:w="2153"/>
+          </w:tcPr>
+          <w:p>
+            <w:r/>
+            <w:r>
+              <w:t>Product Catalog Management API</w:t>
             </w:r>
           </w:p>
         </w:tc>
@@ -2706,7 +2692,18 @@
           <w:p>
             <w:r/>
             <w:r>
-              <w:t>4</w:t>
+              <w:t>5</w:t>
+            </w:r>
+          </w:p>
+        </w:tc>
+        <w:tc>
+          <w:tcPr>
+            <w:tcW w:type="dxa" w:w="1498"/>
+          </w:tcPr>
+          <w:p>
+            <w:r/>
+            <w:r>
+              <w:t>Mandatory</w:t>
             </w:r>
           </w:p>
         </w:tc>
@@ -2717,35 +2714,18 @@
           <w:p>
             <w:r/>
             <w:r>
-              <w:t>Mandatory</w:t>
-            </w:r>
-          </w:p>
-        </w:tc>
-        <w:tc>
-          <w:tcPr>
-            <w:tcW w:type="dxa" w:w="1872"/>
-          </w:tcPr>
-          <w:p>
-            <w:r/>
-            <w:r>
-              <w:t>productOrder</w:t>
-            </w:r>
-          </w:p>
-        </w:tc>
-        <w:tc>
-          <w:tcPr>
-            <w:tcW w:type="dxa" w:w="1217"/>
-          </w:tcPr>
-          <w:p>
-            <w:r/>
-            <w:r>
-              <w:t>GET</w:t>
-            </w:r>
-            <w:r>
-              <w:br/>
-            </w:r>
-            <w:r>
-              <w:t>GET /id</w:t>
+              <w:t>productOfferingPrice</w:t>
+            </w:r>
+          </w:p>
+        </w:tc>
+        <w:tc>
+          <w:tcPr>
+            <w:tcW w:type="dxa" w:w="1778"/>
+          </w:tcPr>
+          <w:p>
+            <w:r/>
+            <w:r>
+              <w:t>GET, GET /id</w:t>
             </w:r>
           </w:p>
         </w:tc>
@@ -2758,18 +2738,18 @@
           <w:p>
             <w:r/>
             <w:r>
-              <w:t>TMF632</w:t>
-            </w:r>
-          </w:p>
-        </w:tc>
-        <w:tc>
-          <w:tcPr>
-            <w:tcW w:type="dxa" w:w="2340"/>
-          </w:tcPr>
-          <w:p>
-            <w:r/>
-            <w:r>
-              <w:t>TMF632</w:t>
+              <w:t>TMF620</w:t>
+            </w:r>
+          </w:p>
+        </w:tc>
+        <w:tc>
+          <w:tcPr>
+            <w:tcW w:type="dxa" w:w="2153"/>
+          </w:tcPr>
+          <w:p>
+            <w:r/>
+            <w:r>
+              <w:t>Product Catalog Management API</w:t>
             </w:r>
           </w:p>
         </w:tc>
@@ -2786,46 +2766,34 @@
         </w:tc>
         <w:tc>
           <w:tcPr>
+            <w:tcW w:type="dxa" w:w="1498"/>
+          </w:tcPr>
+          <w:p>
+            <w:r/>
+            <w:r>
+              <w:t>Mandatory</w:t>
+            </w:r>
+          </w:p>
+        </w:tc>
+        <w:tc>
+          <w:tcPr>
             <w:tcW w:type="dxa" w:w="1685"/>
           </w:tcPr>
           <w:p>
             <w:r/>
             <w:r>
-              <w:t>Optional</w:t>
-            </w:r>
-          </w:p>
-        </w:tc>
-        <w:tc>
-          <w:tcPr>
-            <w:tcW w:type="dxa" w:w="1872"/>
-          </w:tcPr>
-          <w:p>
-            <w:r/>
-            <w:r>
-              <w:t>individual</w:t>
-            </w:r>
-            <w:r>
-              <w:br/>
-            </w:r>
-            <w:r>
-              <w:t>organization</w:t>
-            </w:r>
-          </w:p>
-        </w:tc>
-        <w:tc>
-          <w:tcPr>
-            <w:tcW w:type="dxa" w:w="1217"/>
-          </w:tcPr>
-          <w:p>
-            <w:r/>
-            <w:r>
-              <w:t>GET</w:t>
-            </w:r>
-            <w:r>
-              <w:br/>
-            </w:r>
-            <w:r>
-              <w:t>GET /id</w:t>
+              <w:t>productSpecification</w:t>
+            </w:r>
+          </w:p>
+        </w:tc>
+        <w:tc>
+          <w:tcPr>
+            <w:tcW w:type="dxa" w:w="1778"/>
+          </w:tcPr>
+          <w:p>
+            <w:r/>
+            <w:r>
+              <w:t>GET, GET /id</w:t>
             </w:r>
           </w:p>
         </w:tc>
@@ -2838,18 +2806,18 @@
           <w:p>
             <w:r/>
             <w:r>
-              <w:t>TMF632</w:t>
-            </w:r>
-          </w:p>
-        </w:tc>
-        <w:tc>
-          <w:tcPr>
-            <w:tcW w:type="dxa" w:w="2340"/>
-          </w:tcPr>
-          <w:p>
-            <w:r/>
-            <w:r>
-              <w:t>TMF632</w:t>
+              <w:t>TMF620</w:t>
+            </w:r>
+          </w:p>
+        </w:tc>
+        <w:tc>
+          <w:tcPr>
+            <w:tcW w:type="dxa" w:w="2153"/>
+          </w:tcPr>
+          <w:p>
+            <w:r/>
+            <w:r>
+              <w:t>Product Catalog Management API</w:t>
             </w:r>
           </w:p>
         </w:tc>
@@ -2866,46 +2834,34 @@
         </w:tc>
         <w:tc>
           <w:tcPr>
+            <w:tcW w:type="dxa" w:w="1498"/>
+          </w:tcPr>
+          <w:p>
+            <w:r/>
+            <w:r>
+              <w:t>Mandatory</w:t>
+            </w:r>
+          </w:p>
+        </w:tc>
+        <w:tc>
+          <w:tcPr>
             <w:tcW w:type="dxa" w:w="1685"/>
           </w:tcPr>
           <w:p>
             <w:r/>
             <w:r>
-              <w:t>Optional</w:t>
-            </w:r>
-          </w:p>
-        </w:tc>
-        <w:tc>
-          <w:tcPr>
-            <w:tcW w:type="dxa" w:w="1872"/>
-          </w:tcPr>
-          <w:p>
-            <w:r/>
-            <w:r>
-              <w:t>individual</w:t>
-            </w:r>
-            <w:r>
-              <w:br/>
-            </w:r>
-            <w:r>
-              <w:t>organization</w:t>
-            </w:r>
-          </w:p>
-        </w:tc>
-        <w:tc>
-          <w:tcPr>
-            <w:tcW w:type="dxa" w:w="1217"/>
-          </w:tcPr>
-          <w:p>
-            <w:r/>
-            <w:r>
-              <w:t>GET</w:t>
-            </w:r>
-            <w:r>
-              <w:br/>
-            </w:r>
-            <w:r>
-              <w:t>GET /id</w:t>
+              <w:t>catalog</w:t>
+            </w:r>
+          </w:p>
+        </w:tc>
+        <w:tc>
+          <w:tcPr>
+            <w:tcW w:type="dxa" w:w="1778"/>
+          </w:tcPr>
+          <w:p>
+            <w:r/>
+            <w:r>
+              <w:t>GET, GET /id</w:t>
             </w:r>
           </w:p>
         </w:tc>
@@ -2918,18 +2874,18 @@
           <w:p>
             <w:r/>
             <w:r>
-              <w:t>TMF666</w:t>
-            </w:r>
-          </w:p>
-        </w:tc>
-        <w:tc>
-          <w:tcPr>
-            <w:tcW w:type="dxa" w:w="2340"/>
-          </w:tcPr>
-          <w:p>
-            <w:r/>
-            <w:r>
-              <w:t>TMF666</w:t>
+              <w:t>TMF620</w:t>
+            </w:r>
+          </w:p>
+        </w:tc>
+        <w:tc>
+          <w:tcPr>
+            <w:tcW w:type="dxa" w:w="2153"/>
+          </w:tcPr>
+          <w:p>
+            <w:r/>
+            <w:r>
+              <w:t>Product Catalog Management API</w:t>
             </w:r>
           </w:p>
         </w:tc>
@@ -2940,7 +2896,18 @@
           <w:p>
             <w:r/>
             <w:r>
-              <w:t>5</w:t>
+              <w:t>4</w:t>
+            </w:r>
+          </w:p>
+        </w:tc>
+        <w:tc>
+          <w:tcPr>
+            <w:tcW w:type="dxa" w:w="1498"/>
+          </w:tcPr>
+          <w:p>
+            <w:r/>
+            <w:r>
+              <w:t>Mandatory</w:t>
             </w:r>
           </w:p>
         </w:tc>
@@ -2951,35 +2918,18 @@
           <w:p>
             <w:r/>
             <w:r>
-              <w:t>Optional</w:t>
-            </w:r>
-          </w:p>
-        </w:tc>
-        <w:tc>
-          <w:tcPr>
-            <w:tcW w:type="dxa" w:w="1872"/>
-          </w:tcPr>
-          <w:p>
-            <w:r/>
-            <w:r>
-              <w:t>billingAccount</w:t>
-            </w:r>
-          </w:p>
-        </w:tc>
-        <w:tc>
-          <w:tcPr>
-            <w:tcW w:type="dxa" w:w="1217"/>
-          </w:tcPr>
-          <w:p>
-            <w:r/>
-            <w:r>
-              <w:t>GET</w:t>
-            </w:r>
-            <w:r>
-              <w:br/>
-            </w:r>
-            <w:r>
-              <w:t>GET /id</w:t>
+              <w:t>category</w:t>
+            </w:r>
+          </w:p>
+        </w:tc>
+        <w:tc>
+          <w:tcPr>
+            <w:tcW w:type="dxa" w:w="1778"/>
+          </w:tcPr>
+          <w:p>
+            <w:r/>
+            <w:r>
+              <w:t>GET, GET /id</w:t>
             </w:r>
           </w:p>
         </w:tc>
@@ -2992,18 +2942,18 @@
           <w:p>
             <w:r/>
             <w:r>
-              <w:t>TMF666</w:t>
-            </w:r>
-          </w:p>
-        </w:tc>
-        <w:tc>
-          <w:tcPr>
-            <w:tcW w:type="dxa" w:w="2340"/>
-          </w:tcPr>
-          <w:p>
-            <w:r/>
-            <w:r>
-              <w:t>TMF666</w:t>
+              <w:t>TMF620</w:t>
+            </w:r>
+          </w:p>
+        </w:tc>
+        <w:tc>
+          <w:tcPr>
+            <w:tcW w:type="dxa" w:w="2153"/>
+          </w:tcPr>
+          <w:p>
+            <w:r/>
+            <w:r>
+              <w:t>Product Catalog Management API</w:t>
             </w:r>
           </w:p>
         </w:tc>
@@ -3020,40 +2970,34 @@
         </w:tc>
         <w:tc>
           <w:tcPr>
+            <w:tcW w:type="dxa" w:w="1498"/>
+          </w:tcPr>
+          <w:p>
+            <w:r/>
+            <w:r>
+              <w:t>Mandatory</w:t>
+            </w:r>
+          </w:p>
+        </w:tc>
+        <w:tc>
+          <w:tcPr>
             <w:tcW w:type="dxa" w:w="1685"/>
           </w:tcPr>
           <w:p>
             <w:r/>
             <w:r>
-              <w:t>Optional</w:t>
-            </w:r>
-          </w:p>
-        </w:tc>
-        <w:tc>
-          <w:tcPr>
-            <w:tcW w:type="dxa" w:w="1872"/>
-          </w:tcPr>
-          <w:p>
-            <w:r/>
-            <w:r>
-              <w:t>billingAccount</w:t>
-            </w:r>
-          </w:p>
-        </w:tc>
-        <w:tc>
-          <w:tcPr>
-            <w:tcW w:type="dxa" w:w="1217"/>
-          </w:tcPr>
-          <w:p>
-            <w:r/>
-            <w:r>
-              <w:t>GET</w:t>
-            </w:r>
-            <w:r>
-              <w:br/>
-            </w:r>
-            <w:r>
-              <w:t>GET /id</w:t>
+              <w:t>productOffering</w:t>
+            </w:r>
+          </w:p>
+        </w:tc>
+        <w:tc>
+          <w:tcPr>
+            <w:tcW w:type="dxa" w:w="1778"/>
+          </w:tcPr>
+          <w:p>
+            <w:r/>
+            <w:r>
+              <w:t>GET, GET /id</w:t>
             </w:r>
           </w:p>
         </w:tc>
@@ -3066,18 +3010,18 @@
           <w:p>
             <w:r/>
             <w:r>
-              <w:t>TMF669</w:t>
-            </w:r>
-          </w:p>
-        </w:tc>
-        <w:tc>
-          <w:tcPr>
-            <w:tcW w:type="dxa" w:w="2340"/>
-          </w:tcPr>
-          <w:p>
-            <w:r/>
-            <w:r>
-              <w:t>TMF669</w:t>
+              <w:t>TMF620</w:t>
+            </w:r>
+          </w:p>
+        </w:tc>
+        <w:tc>
+          <w:tcPr>
+            <w:tcW w:type="dxa" w:w="2153"/>
+          </w:tcPr>
+          <w:p>
+            <w:r/>
+            <w:r>
+              <w:t>Product Catalog Management API</w:t>
             </w:r>
           </w:p>
         </w:tc>
@@ -3088,7 +3032,18 @@
           <w:p>
             <w:r/>
             <w:r>
-              <w:t>5</w:t>
+              <w:t>4</w:t>
+            </w:r>
+          </w:p>
+        </w:tc>
+        <w:tc>
+          <w:tcPr>
+            <w:tcW w:type="dxa" w:w="1498"/>
+          </w:tcPr>
+          <w:p>
+            <w:r/>
+            <w:r>
+              <w:t>Mandatory</w:t>
             </w:r>
           </w:p>
         </w:tc>
@@ -3099,35 +3054,18 @@
           <w:p>
             <w:r/>
             <w:r>
-              <w:t>Optional</w:t>
-            </w:r>
-          </w:p>
-        </w:tc>
-        <w:tc>
-          <w:tcPr>
-            <w:tcW w:type="dxa" w:w="1872"/>
-          </w:tcPr>
-          <w:p>
-            <w:r/>
-            <w:r>
-              <w:t>partyRole</w:t>
-            </w:r>
-          </w:p>
-        </w:tc>
-        <w:tc>
-          <w:tcPr>
-            <w:tcW w:type="dxa" w:w="1217"/>
-          </w:tcPr>
-          <w:p>
-            <w:r/>
-            <w:r>
-              <w:t>GET</w:t>
-            </w:r>
-            <w:r>
-              <w:br/>
-            </w:r>
-            <w:r>
-              <w:t>GET /id</w:t>
+              <w:t>productOfferingPrice</w:t>
+            </w:r>
+          </w:p>
+        </w:tc>
+        <w:tc>
+          <w:tcPr>
+            <w:tcW w:type="dxa" w:w="1778"/>
+          </w:tcPr>
+          <w:p>
+            <w:r/>
+            <w:r>
+              <w:t>GET, GET /id</w:t>
             </w:r>
           </w:p>
         </w:tc>
@@ -3140,18 +3078,18 @@
           <w:p>
             <w:r/>
             <w:r>
-              <w:t>TMF669</w:t>
-            </w:r>
-          </w:p>
-        </w:tc>
-        <w:tc>
-          <w:tcPr>
-            <w:tcW w:type="dxa" w:w="2340"/>
-          </w:tcPr>
-          <w:p>
-            <w:r/>
-            <w:r>
-              <w:t>TMF669</w:t>
+              <w:t>TMF620</w:t>
+            </w:r>
+          </w:p>
+        </w:tc>
+        <w:tc>
+          <w:tcPr>
+            <w:tcW w:type="dxa" w:w="2153"/>
+          </w:tcPr>
+          <w:p>
+            <w:r/>
+            <w:r>
+              <w:t>Product Catalog Management API</w:t>
             </w:r>
           </w:p>
         </w:tc>
@@ -3168,40 +3106,34 @@
         </w:tc>
         <w:tc>
           <w:tcPr>
+            <w:tcW w:type="dxa" w:w="1498"/>
+          </w:tcPr>
+          <w:p>
+            <w:r/>
+            <w:r>
+              <w:t>Mandatory</w:t>
+            </w:r>
+          </w:p>
+        </w:tc>
+        <w:tc>
+          <w:tcPr>
             <w:tcW w:type="dxa" w:w="1685"/>
           </w:tcPr>
           <w:p>
             <w:r/>
             <w:r>
-              <w:t>Optional</w:t>
-            </w:r>
-          </w:p>
-        </w:tc>
-        <w:tc>
-          <w:tcPr>
-            <w:tcW w:type="dxa" w:w="1872"/>
-          </w:tcPr>
-          <w:p>
-            <w:r/>
-            <w:r>
-              <w:t>partyRole</w:t>
-            </w:r>
-          </w:p>
-        </w:tc>
-        <w:tc>
-          <w:tcPr>
-            <w:tcW w:type="dxa" w:w="1217"/>
-          </w:tcPr>
-          <w:p>
-            <w:r/>
-            <w:r>
-              <w:t>GET</w:t>
-            </w:r>
-            <w:r>
-              <w:br/>
-            </w:r>
-            <w:r>
-              <w:t>GET /id</w:t>
+              <w:t>productSpecification</w:t>
+            </w:r>
+          </w:p>
+        </w:tc>
+        <w:tc>
+          <w:tcPr>
+            <w:tcW w:type="dxa" w:w="1778"/>
+          </w:tcPr>
+          <w:p>
+            <w:r/>
+            <w:r>
+              <w:t>GET, GET /id</w:t>
             </w:r>
           </w:p>
         </w:tc>
@@ -3214,18 +3146,18 @@
           <w:p>
             <w:r/>
             <w:r>
-              <w:t>TMF673</w:t>
-            </w:r>
-          </w:p>
-        </w:tc>
-        <w:tc>
-          <w:tcPr>
-            <w:tcW w:type="dxa" w:w="2340"/>
-          </w:tcPr>
-          <w:p>
-            <w:r/>
-            <w:r>
-              <w:t>TMF673</w:t>
+              <w:t>TMF622</w:t>
+            </w:r>
+          </w:p>
+        </w:tc>
+        <w:tc>
+          <w:tcPr>
+            <w:tcW w:type="dxa" w:w="2153"/>
+          </w:tcPr>
+          <w:p>
+            <w:r/>
+            <w:r>
+              <w:t>TMF622</w:t>
             </w:r>
           </w:p>
         </w:tc>
@@ -3236,7 +3168,18 @@
           <w:p>
             <w:r/>
             <w:r>
-              <w:t>4</w:t>
+              <w:t>5</w:t>
+            </w:r>
+          </w:p>
+        </w:tc>
+        <w:tc>
+          <w:tcPr>
+            <w:tcW w:type="dxa" w:w="1498"/>
+          </w:tcPr>
+          <w:p>
+            <w:r/>
+            <w:r>
+              <w:t>Mandatory</w:t>
             </w:r>
           </w:p>
         </w:tc>
@@ -3247,41 +3190,18 @@
           <w:p>
             <w:r/>
             <w:r>
-              <w:t>Optional</w:t>
-            </w:r>
-          </w:p>
-        </w:tc>
-        <w:tc>
-          <w:tcPr>
-            <w:tcW w:type="dxa" w:w="1872"/>
-          </w:tcPr>
-          <w:p>
-            <w:r/>
-            <w:r>
-              <w:t>geographicAddress</w:t>
-            </w:r>
-            <w:r>
-              <w:br/>
-            </w:r>
-            <w:r>
-              <w:t>geographicSubAddress</w:t>
-            </w:r>
-          </w:p>
-        </w:tc>
-        <w:tc>
-          <w:tcPr>
-            <w:tcW w:type="dxa" w:w="1217"/>
-          </w:tcPr>
-          <w:p>
-            <w:r/>
-            <w:r>
-              <w:t>GET</w:t>
-            </w:r>
-            <w:r>
-              <w:br/>
-            </w:r>
-            <w:r>
-              <w:t>GET /id</w:t>
+              <w:t>productOrder</w:t>
+            </w:r>
+          </w:p>
+        </w:tc>
+        <w:tc>
+          <w:tcPr>
+            <w:tcW w:type="dxa" w:w="1778"/>
+          </w:tcPr>
+          <w:p>
+            <w:r/>
+            <w:r>
+              <w:t>GET, GET /id</w:t>
             </w:r>
           </w:p>
         </w:tc>
@@ -3294,18 +3214,18 @@
           <w:p>
             <w:r/>
             <w:r>
-              <w:t>TMF674</w:t>
-            </w:r>
-          </w:p>
-        </w:tc>
-        <w:tc>
-          <w:tcPr>
-            <w:tcW w:type="dxa" w:w="2340"/>
-          </w:tcPr>
-          <w:p>
-            <w:r/>
-            <w:r>
-              <w:t>TMF674</w:t>
+              <w:t>TMF622</w:t>
+            </w:r>
+          </w:p>
+        </w:tc>
+        <w:tc>
+          <w:tcPr>
+            <w:tcW w:type="dxa" w:w="2153"/>
+          </w:tcPr>
+          <w:p>
+            <w:r/>
+            <w:r>
+              <w:t>TMF622</w:t>
             </w:r>
           </w:p>
         </w:tc>
@@ -3322,40 +3242,34 @@
         </w:tc>
         <w:tc>
           <w:tcPr>
+            <w:tcW w:type="dxa" w:w="1498"/>
+          </w:tcPr>
+          <w:p>
+            <w:r/>
+            <w:r>
+              <w:t>Mandatory</w:t>
+            </w:r>
+          </w:p>
+        </w:tc>
+        <w:tc>
+          <w:tcPr>
             <w:tcW w:type="dxa" w:w="1685"/>
           </w:tcPr>
           <w:p>
             <w:r/>
             <w:r>
-              <w:t>Optional</w:t>
-            </w:r>
-          </w:p>
-        </w:tc>
-        <w:tc>
-          <w:tcPr>
-            <w:tcW w:type="dxa" w:w="1872"/>
-          </w:tcPr>
-          <w:p>
-            <w:r/>
-            <w:r>
-              <w:t>geographicSite</w:t>
-            </w:r>
-          </w:p>
-        </w:tc>
-        <w:tc>
-          <w:tcPr>
-            <w:tcW w:type="dxa" w:w="1217"/>
-          </w:tcPr>
-          <w:p>
-            <w:r/>
-            <w:r>
-              <w:t>GET</w:t>
-            </w:r>
-            <w:r>
-              <w:br/>
-            </w:r>
-            <w:r>
-              <w:t>GET /id</w:t>
+              <w:t>productOrder</w:t>
+            </w:r>
+          </w:p>
+        </w:tc>
+        <w:tc>
+          <w:tcPr>
+            <w:tcW w:type="dxa" w:w="1778"/>
+          </w:tcPr>
+          <w:p>
+            <w:r/>
+            <w:r>
+              <w:t>GET, GET /id</w:t>
             </w:r>
           </w:p>
         </w:tc>
@@ -3368,18 +3282,18 @@
           <w:p>
             <w:r/>
             <w:r>
-              <w:t>TMF701</w:t>
-            </w:r>
-          </w:p>
-        </w:tc>
-        <w:tc>
-          <w:tcPr>
-            <w:tcW w:type="dxa" w:w="2340"/>
-          </w:tcPr>
-          <w:p>
-            <w:r/>
-            <w:r>
-              <w:t>Process Flow Management API</w:t>
+              <w:t>TMF632</w:t>
+            </w:r>
+          </w:p>
+        </w:tc>
+        <w:tc>
+          <w:tcPr>
+            <w:tcW w:type="dxa" w:w="2153"/>
+          </w:tcPr>
+          <w:p>
+            <w:r/>
+            <w:r>
+              <w:t>TMF632</w:t>
             </w:r>
           </w:p>
         </w:tc>
@@ -3390,7 +3304,18 @@
           <w:p>
             <w:r/>
             <w:r>
-              <w:t>4</w:t>
+              <w:t>5</w:t>
+            </w:r>
+          </w:p>
+        </w:tc>
+        <w:tc>
+          <w:tcPr>
+            <w:tcW w:type="dxa" w:w="1498"/>
+          </w:tcPr>
+          <w:p>
+            <w:r/>
+            <w:r>
+              <w:t>Optional</w:t>
             </w:r>
           </w:p>
         </w:tc>
@@ -3401,59 +3326,18 @@
           <w:p>
             <w:r/>
             <w:r>
-              <w:t>Optional</w:t>
-            </w:r>
-          </w:p>
-        </w:tc>
-        <w:tc>
-          <w:tcPr>
-            <w:tcW w:type="dxa" w:w="1872"/>
-          </w:tcPr>
-          <w:p>
-            <w:r/>
-            <w:r>
-              <w:t>processFlow</w:t>
-            </w:r>
-            <w:r>
-              <w:br/>
-            </w:r>
-            <w:r>
-              <w:t>taskFlow</w:t>
-            </w:r>
-          </w:p>
-        </w:tc>
-        <w:tc>
-          <w:tcPr>
-            <w:tcW w:type="dxa" w:w="1217"/>
-          </w:tcPr>
-          <w:p>
-            <w:r/>
-            <w:r>
-              <w:t>POST</w:t>
-            </w:r>
-            <w:r>
-              <w:br/>
-            </w:r>
-            <w:r>
-              <w:t>GET</w:t>
-            </w:r>
-            <w:r>
-              <w:br/>
-            </w:r>
-            <w:r>
-              <w:t>GET /id</w:t>
-            </w:r>
-            <w:r>
-              <w:br/>
-            </w:r>
-            <w:r>
-              <w:t>DELETE</w:t>
-            </w:r>
-            <w:r>
-              <w:br/>
-            </w:r>
-            <w:r>
-              <w:t>PATCH</w:t>
+              <w:t>individual</w:t>
+            </w:r>
+          </w:p>
+        </w:tc>
+        <w:tc>
+          <w:tcPr>
+            <w:tcW w:type="dxa" w:w="1778"/>
+          </w:tcPr>
+          <w:p>
+            <w:r/>
+            <w:r>
+              <w:t>GET, GET /id</w:t>
             </w:r>
           </w:p>
         </w:tc>
@@ -3466,18 +3350,18 @@
           <w:p>
             <w:r/>
             <w:r>
-              <w:t>TMF662</w:t>
-            </w:r>
-          </w:p>
-        </w:tc>
-        <w:tc>
-          <w:tcPr>
-            <w:tcW w:type="dxa" w:w="2340"/>
-          </w:tcPr>
-          <w:p>
-            <w:r/>
-            <w:r>
-              <w:t>TMF662</w:t>
+              <w:t>TMF632</w:t>
+            </w:r>
+          </w:p>
+        </w:tc>
+        <w:tc>
+          <w:tcPr>
+            <w:tcW w:type="dxa" w:w="2153"/>
+          </w:tcPr>
+          <w:p>
+            <w:r/>
+            <w:r>
+              <w:t>TMF632</w:t>
             </w:r>
           </w:p>
         </w:tc>
@@ -3488,7 +3372,18 @@
           <w:p>
             <w:r/>
             <w:r>
-              <w:t>4</w:t>
+              <w:t>5</w:t>
+            </w:r>
+          </w:p>
+        </w:tc>
+        <w:tc>
+          <w:tcPr>
+            <w:tcW w:type="dxa" w:w="1498"/>
+          </w:tcPr>
+          <w:p>
+            <w:r/>
+            <w:r>
+              <w:t>Optional</w:t>
             </w:r>
           </w:p>
         </w:tc>
@@ -3499,35 +3394,18 @@
           <w:p>
             <w:r/>
             <w:r>
-              <w:t>Optional</w:t>
-            </w:r>
-          </w:p>
-        </w:tc>
-        <w:tc>
-          <w:tcPr>
-            <w:tcW w:type="dxa" w:w="1872"/>
-          </w:tcPr>
-          <w:p>
-            <w:r/>
-            <w:r>
-              <w:t>entityCatalog</w:t>
-            </w:r>
-          </w:p>
-        </w:tc>
-        <w:tc>
-          <w:tcPr>
-            <w:tcW w:type="dxa" w:w="1217"/>
-          </w:tcPr>
-          <w:p>
-            <w:r/>
-            <w:r>
-              <w:t>GET</w:t>
-            </w:r>
-            <w:r>
-              <w:br/>
-            </w:r>
-            <w:r>
-              <w:t>GET /id</w:t>
+              <w:t>organization</w:t>
+            </w:r>
+          </w:p>
+        </w:tc>
+        <w:tc>
+          <w:tcPr>
+            <w:tcW w:type="dxa" w:w="1778"/>
+          </w:tcPr>
+          <w:p>
+            <w:r/>
+            <w:r>
+              <w:t>GET, GET /id</w:t>
             </w:r>
           </w:p>
         </w:tc>
@@ -3540,18 +3418,18 @@
           <w:p>
             <w:r/>
             <w:r>
-              <w:t>TMF921</w:t>
-            </w:r>
-          </w:p>
-        </w:tc>
-        <w:tc>
-          <w:tcPr>
-            <w:tcW w:type="dxa" w:w="2340"/>
-          </w:tcPr>
-          <w:p>
-            <w:r/>
-            <w:r>
-              <w:t>TMF921</w:t>
+              <w:t>TMF632</w:t>
+            </w:r>
+          </w:p>
+        </w:tc>
+        <w:tc>
+          <w:tcPr>
+            <w:tcW w:type="dxa" w:w="2153"/>
+          </w:tcPr>
+          <w:p>
+            <w:r/>
+            <w:r>
+              <w:t>TMF632</w:t>
             </w:r>
           </w:p>
         </w:tc>
@@ -3562,7 +3440,18 @@
           <w:p>
             <w:r/>
             <w:r>
-              <w:t>5</w:t>
+              <w:t>4</w:t>
+            </w:r>
+          </w:p>
+        </w:tc>
+        <w:tc>
+          <w:tcPr>
+            <w:tcW w:type="dxa" w:w="1498"/>
+          </w:tcPr>
+          <w:p>
+            <w:r/>
+            <w:r>
+              <w:t>Optional</w:t>
             </w:r>
           </w:p>
         </w:tc>
@@ -3573,35 +3462,18 @@
           <w:p>
             <w:r/>
             <w:r>
-              <w:t>Optional</w:t>
-            </w:r>
-          </w:p>
-        </w:tc>
-        <w:tc>
-          <w:tcPr>
-            <w:tcW w:type="dxa" w:w="1872"/>
-          </w:tcPr>
-          <w:p>
-            <w:r/>
-            <w:r>
-              <w:t>intent</w:t>
-            </w:r>
-          </w:p>
-        </w:tc>
-        <w:tc>
-          <w:tcPr>
-            <w:tcW w:type="dxa" w:w="1217"/>
-          </w:tcPr>
-          <w:p>
-            <w:r/>
-            <w:r>
-              <w:t>GET</w:t>
-            </w:r>
-            <w:r>
-              <w:br/>
-            </w:r>
-            <w:r>
-              <w:t>GET /id</w:t>
+              <w:t>individual</w:t>
+            </w:r>
+          </w:p>
+        </w:tc>
+        <w:tc>
+          <w:tcPr>
+            <w:tcW w:type="dxa" w:w="1778"/>
+          </w:tcPr>
+          <w:p>
+            <w:r/>
+            <w:r>
+              <w:t>GET, GET /id</w:t>
             </w:r>
           </w:p>
         </w:tc>
@@ -3614,18 +3486,18 @@
           <w:p>
             <w:r/>
             <w:r>
-              <w:t>TMF921</w:t>
-            </w:r>
-          </w:p>
-        </w:tc>
-        <w:tc>
-          <w:tcPr>
-            <w:tcW w:type="dxa" w:w="2340"/>
-          </w:tcPr>
-          <w:p>
-            <w:r/>
-            <w:r>
-              <w:t>TMF921</w:t>
+              <w:t>TMF632</w:t>
+            </w:r>
+          </w:p>
+        </w:tc>
+        <w:tc>
+          <w:tcPr>
+            <w:tcW w:type="dxa" w:w="2153"/>
+          </w:tcPr>
+          <w:p>
+            <w:r/>
+            <w:r>
+              <w:t>TMF632</w:t>
             </w:r>
           </w:p>
         </w:tc>
@@ -3642,40 +3514,34 @@
         </w:tc>
         <w:tc>
           <w:tcPr>
+            <w:tcW w:type="dxa" w:w="1498"/>
+          </w:tcPr>
+          <w:p>
+            <w:r/>
+            <w:r>
+              <w:t>Optional</w:t>
+            </w:r>
+          </w:p>
+        </w:tc>
+        <w:tc>
+          <w:tcPr>
             <w:tcW w:type="dxa" w:w="1685"/>
           </w:tcPr>
           <w:p>
             <w:r/>
             <w:r>
-              <w:t>Optional</w:t>
-            </w:r>
-          </w:p>
-        </w:tc>
-        <w:tc>
-          <w:tcPr>
-            <w:tcW w:type="dxa" w:w="1872"/>
-          </w:tcPr>
-          <w:p>
-            <w:r/>
-            <w:r>
-              <w:t>intent</w:t>
-            </w:r>
-          </w:p>
-        </w:tc>
-        <w:tc>
-          <w:tcPr>
-            <w:tcW w:type="dxa" w:w="1217"/>
-          </w:tcPr>
-          <w:p>
-            <w:r/>
-            <w:r>
-              <w:t>GET</w:t>
-            </w:r>
-            <w:r>
-              <w:br/>
-            </w:r>
-            <w:r>
-              <w:t>GET /id</w:t>
+              <w:t>organization</w:t>
+            </w:r>
+          </w:p>
+        </w:tc>
+        <w:tc>
+          <w:tcPr>
+            <w:tcW w:type="dxa" w:w="1778"/>
+          </w:tcPr>
+          <w:p>
+            <w:r/>
+            <w:r>
+              <w:t>GET, GET /id</w:t>
             </w:r>
           </w:p>
         </w:tc>
@@ -3688,18 +3554,18 @@
           <w:p>
             <w:r/>
             <w:r>
-              <w:t>TMF645</w:t>
-            </w:r>
-          </w:p>
-        </w:tc>
-        <w:tc>
-          <w:tcPr>
-            <w:tcW w:type="dxa" w:w="2340"/>
-          </w:tcPr>
-          <w:p>
-            <w:r/>
-            <w:r>
-              <w:t>Service Qualification Management API</w:t>
+              <w:t>TMF666</w:t>
+            </w:r>
+          </w:p>
+        </w:tc>
+        <w:tc>
+          <w:tcPr>
+            <w:tcW w:type="dxa" w:w="2153"/>
+          </w:tcPr>
+          <w:p>
+            <w:r/>
+            <w:r>
+              <w:t>TMF666</w:t>
             </w:r>
           </w:p>
         </w:tc>
@@ -3716,58 +3582,34 @@
         </w:tc>
         <w:tc>
           <w:tcPr>
+            <w:tcW w:type="dxa" w:w="1498"/>
+          </w:tcPr>
+          <w:p>
+            <w:r/>
+            <w:r>
+              <w:t>Optional</w:t>
+            </w:r>
+          </w:p>
+        </w:tc>
+        <w:tc>
+          <w:tcPr>
             <w:tcW w:type="dxa" w:w="1685"/>
           </w:tcPr>
           <w:p>
             <w:r/>
             <w:r>
-              <w:t>Optional</w:t>
-            </w:r>
-          </w:p>
-        </w:tc>
-        <w:tc>
-          <w:tcPr>
-            <w:tcW w:type="dxa" w:w="1872"/>
-          </w:tcPr>
-          <w:p>
-            <w:r/>
-            <w:r>
-              <w:t>checkServiceQualification</w:t>
-            </w:r>
-            <w:r>
-              <w:br/>
-            </w:r>
-            <w:r>
-              <w:t>queryServiceQualification</w:t>
-            </w:r>
-          </w:p>
-        </w:tc>
-        <w:tc>
-          <w:tcPr>
-            <w:tcW w:type="dxa" w:w="1217"/>
-          </w:tcPr>
-          <w:p>
-            <w:r/>
-            <w:r>
-              <w:t>GET</w:t>
-            </w:r>
-            <w:r>
-              <w:br/>
-            </w:r>
-            <w:r>
-              <w:t>GET /id</w:t>
-            </w:r>
-            <w:r>
-              <w:br/>
-            </w:r>
-            <w:r>
-              <w:t>POST</w:t>
-            </w:r>
-            <w:r>
-              <w:br/>
-            </w:r>
-            <w:r>
-              <w:t>PATCH</w:t>
+              <w:t>billingAccount</w:t>
+            </w:r>
+          </w:p>
+        </w:tc>
+        <w:tc>
+          <w:tcPr>
+            <w:tcW w:type="dxa" w:w="1778"/>
+          </w:tcPr>
+          <w:p>
+            <w:r/>
+            <w:r>
+              <w:t>GET, GET /id</w:t>
             </w:r>
           </w:p>
         </w:tc>
@@ -3780,18 +3622,18 @@
           <w:p>
             <w:r/>
             <w:r>
-              <w:t>TMF645</w:t>
-            </w:r>
-          </w:p>
-        </w:tc>
-        <w:tc>
-          <w:tcPr>
-            <w:tcW w:type="dxa" w:w="2340"/>
-          </w:tcPr>
-          <w:p>
-            <w:r/>
-            <w:r>
-              <w:t>Service Qualification Management API</w:t>
+              <w:t>TMF666</w:t>
+            </w:r>
+          </w:p>
+        </w:tc>
+        <w:tc>
+          <w:tcPr>
+            <w:tcW w:type="dxa" w:w="2153"/>
+          </w:tcPr>
+          <w:p>
+            <w:r/>
+            <w:r>
+              <w:t>TMF666</w:t>
             </w:r>
           </w:p>
         </w:tc>
@@ -3808,58 +3650,34 @@
         </w:tc>
         <w:tc>
           <w:tcPr>
+            <w:tcW w:type="dxa" w:w="1498"/>
+          </w:tcPr>
+          <w:p>
+            <w:r/>
+            <w:r>
+              <w:t>Optional</w:t>
+            </w:r>
+          </w:p>
+        </w:tc>
+        <w:tc>
+          <w:tcPr>
             <w:tcW w:type="dxa" w:w="1685"/>
           </w:tcPr>
           <w:p>
             <w:r/>
             <w:r>
-              <w:t>Optional</w:t>
-            </w:r>
-          </w:p>
-        </w:tc>
-        <w:tc>
-          <w:tcPr>
-            <w:tcW w:type="dxa" w:w="1872"/>
-          </w:tcPr>
-          <w:p>
-            <w:r/>
-            <w:r>
-              <w:t>checkServiceQualification</w:t>
-            </w:r>
-            <w:r>
-              <w:br/>
-            </w:r>
-            <w:r>
-              <w:t>queryServiceQualification</w:t>
-            </w:r>
-          </w:p>
-        </w:tc>
-        <w:tc>
-          <w:tcPr>
-            <w:tcW w:type="dxa" w:w="1217"/>
-          </w:tcPr>
-          <w:p>
-            <w:r/>
-            <w:r>
-              <w:t>GET</w:t>
-            </w:r>
-            <w:r>
-              <w:br/>
-            </w:r>
-            <w:r>
-              <w:t>GET /id</w:t>
-            </w:r>
-            <w:r>
-              <w:br/>
-            </w:r>
-            <w:r>
-              <w:t>POST</w:t>
-            </w:r>
-            <w:r>
-              <w:br/>
-            </w:r>
-            <w:r>
-              <w:t>PATCH</w:t>
+              <w:t>billingAccount</w:t>
+            </w:r>
+          </w:p>
+        </w:tc>
+        <w:tc>
+          <w:tcPr>
+            <w:tcW w:type="dxa" w:w="1778"/>
+          </w:tcPr>
+          <w:p>
+            <w:r/>
+            <w:r>
+              <w:t>GET, GET /id</w:t>
             </w:r>
           </w:p>
         </w:tc>
@@ -3872,13 +3690,965 @@
           <w:p>
             <w:r/>
             <w:r>
+              <w:t>TMF669</w:t>
+            </w:r>
+          </w:p>
+        </w:tc>
+        <w:tc>
+          <w:tcPr>
+            <w:tcW w:type="dxa" w:w="2153"/>
+          </w:tcPr>
+          <w:p>
+            <w:r/>
+            <w:r>
+              <w:t>TMF669</w:t>
+            </w:r>
+          </w:p>
+        </w:tc>
+        <w:tc>
+          <w:tcPr>
+            <w:tcW w:type="dxa" w:w="1217"/>
+          </w:tcPr>
+          <w:p>
+            <w:r/>
+            <w:r>
+              <w:t>5</w:t>
+            </w:r>
+          </w:p>
+        </w:tc>
+        <w:tc>
+          <w:tcPr>
+            <w:tcW w:type="dxa" w:w="1498"/>
+          </w:tcPr>
+          <w:p>
+            <w:r/>
+            <w:r>
+              <w:t>Optional</w:t>
+            </w:r>
+          </w:p>
+        </w:tc>
+        <w:tc>
+          <w:tcPr>
+            <w:tcW w:type="dxa" w:w="1685"/>
+          </w:tcPr>
+          <w:p>
+            <w:r/>
+            <w:r>
+              <w:t>partyRole</w:t>
+            </w:r>
+          </w:p>
+        </w:tc>
+        <w:tc>
+          <w:tcPr>
+            <w:tcW w:type="dxa" w:w="1778"/>
+          </w:tcPr>
+          <w:p>
+            <w:r/>
+            <w:r>
+              <w:t>GET, GET /id</w:t>
+            </w:r>
+          </w:p>
+        </w:tc>
+      </w:tr>
+      <w:tr>
+        <w:tc>
+          <w:tcPr>
+            <w:tcW w:type="dxa" w:w="1030"/>
+          </w:tcPr>
+          <w:p>
+            <w:r/>
+            <w:r>
+              <w:t>TMF669</w:t>
+            </w:r>
+          </w:p>
+        </w:tc>
+        <w:tc>
+          <w:tcPr>
+            <w:tcW w:type="dxa" w:w="2153"/>
+          </w:tcPr>
+          <w:p>
+            <w:r/>
+            <w:r>
+              <w:t>TMF669</w:t>
+            </w:r>
+          </w:p>
+        </w:tc>
+        <w:tc>
+          <w:tcPr>
+            <w:tcW w:type="dxa" w:w="1217"/>
+          </w:tcPr>
+          <w:p>
+            <w:r/>
+            <w:r>
+              <w:t>4</w:t>
+            </w:r>
+          </w:p>
+        </w:tc>
+        <w:tc>
+          <w:tcPr>
+            <w:tcW w:type="dxa" w:w="1498"/>
+          </w:tcPr>
+          <w:p>
+            <w:r/>
+            <w:r>
+              <w:t>Optional</w:t>
+            </w:r>
+          </w:p>
+        </w:tc>
+        <w:tc>
+          <w:tcPr>
+            <w:tcW w:type="dxa" w:w="1685"/>
+          </w:tcPr>
+          <w:p>
+            <w:r/>
+            <w:r>
+              <w:t>partyRole</w:t>
+            </w:r>
+          </w:p>
+        </w:tc>
+        <w:tc>
+          <w:tcPr>
+            <w:tcW w:type="dxa" w:w="1778"/>
+          </w:tcPr>
+          <w:p>
+            <w:r/>
+            <w:r>
+              <w:t>GET, GET /id</w:t>
+            </w:r>
+          </w:p>
+        </w:tc>
+      </w:tr>
+      <w:tr>
+        <w:tc>
+          <w:tcPr>
+            <w:tcW w:type="dxa" w:w="1030"/>
+          </w:tcPr>
+          <w:p>
+            <w:r/>
+            <w:r>
+              <w:t>TMF673</w:t>
+            </w:r>
+          </w:p>
+        </w:tc>
+        <w:tc>
+          <w:tcPr>
+            <w:tcW w:type="dxa" w:w="2153"/>
+          </w:tcPr>
+          <w:p>
+            <w:r/>
+            <w:r>
+              <w:t>TMF673</w:t>
+            </w:r>
+          </w:p>
+        </w:tc>
+        <w:tc>
+          <w:tcPr>
+            <w:tcW w:type="dxa" w:w="1217"/>
+          </w:tcPr>
+          <w:p>
+            <w:r/>
+            <w:r>
+              <w:t>4</w:t>
+            </w:r>
+          </w:p>
+        </w:tc>
+        <w:tc>
+          <w:tcPr>
+            <w:tcW w:type="dxa" w:w="1498"/>
+          </w:tcPr>
+          <w:p>
+            <w:r/>
+            <w:r>
+              <w:t>Optional</w:t>
+            </w:r>
+          </w:p>
+        </w:tc>
+        <w:tc>
+          <w:tcPr>
+            <w:tcW w:type="dxa" w:w="1685"/>
+          </w:tcPr>
+          <w:p>
+            <w:r/>
+            <w:r>
+              <w:t>geographicAddress</w:t>
+            </w:r>
+          </w:p>
+        </w:tc>
+        <w:tc>
+          <w:tcPr>
+            <w:tcW w:type="dxa" w:w="1778"/>
+          </w:tcPr>
+          <w:p>
+            <w:r/>
+            <w:r>
+              <w:t>GET, GET /id</w:t>
+            </w:r>
+          </w:p>
+        </w:tc>
+      </w:tr>
+      <w:tr>
+        <w:tc>
+          <w:tcPr>
+            <w:tcW w:type="dxa" w:w="1030"/>
+          </w:tcPr>
+          <w:p>
+            <w:r/>
+            <w:r>
+              <w:t>TMF673</w:t>
+            </w:r>
+          </w:p>
+        </w:tc>
+        <w:tc>
+          <w:tcPr>
+            <w:tcW w:type="dxa" w:w="2153"/>
+          </w:tcPr>
+          <w:p>
+            <w:r/>
+            <w:r>
+              <w:t>TMF673</w:t>
+            </w:r>
+          </w:p>
+        </w:tc>
+        <w:tc>
+          <w:tcPr>
+            <w:tcW w:type="dxa" w:w="1217"/>
+          </w:tcPr>
+          <w:p>
+            <w:r/>
+            <w:r>
+              <w:t>4</w:t>
+            </w:r>
+          </w:p>
+        </w:tc>
+        <w:tc>
+          <w:tcPr>
+            <w:tcW w:type="dxa" w:w="1498"/>
+          </w:tcPr>
+          <w:p>
+            <w:r/>
+            <w:r>
+              <w:t>Optional</w:t>
+            </w:r>
+          </w:p>
+        </w:tc>
+        <w:tc>
+          <w:tcPr>
+            <w:tcW w:type="dxa" w:w="1685"/>
+          </w:tcPr>
+          <w:p>
+            <w:r/>
+            <w:r>
+              <w:t>geographicSubAddress</w:t>
+            </w:r>
+          </w:p>
+        </w:tc>
+        <w:tc>
+          <w:tcPr>
+            <w:tcW w:type="dxa" w:w="1778"/>
+          </w:tcPr>
+          <w:p>
+            <w:r/>
+            <w:r>
+              <w:t>GET, GET /id</w:t>
+            </w:r>
+          </w:p>
+        </w:tc>
+      </w:tr>
+      <w:tr>
+        <w:tc>
+          <w:tcPr>
+            <w:tcW w:type="dxa" w:w="1030"/>
+          </w:tcPr>
+          <w:p>
+            <w:r/>
+            <w:r>
+              <w:t>TMF674</w:t>
+            </w:r>
+          </w:p>
+        </w:tc>
+        <w:tc>
+          <w:tcPr>
+            <w:tcW w:type="dxa" w:w="2153"/>
+          </w:tcPr>
+          <w:p>
+            <w:r/>
+            <w:r>
+              <w:t>TMF674</w:t>
+            </w:r>
+          </w:p>
+        </w:tc>
+        <w:tc>
+          <w:tcPr>
+            <w:tcW w:type="dxa" w:w="1217"/>
+          </w:tcPr>
+          <w:p>
+            <w:r/>
+            <w:r>
+              <w:t>4</w:t>
+            </w:r>
+          </w:p>
+        </w:tc>
+        <w:tc>
+          <w:tcPr>
+            <w:tcW w:type="dxa" w:w="1498"/>
+          </w:tcPr>
+          <w:p>
+            <w:r/>
+            <w:r>
+              <w:t>Optional</w:t>
+            </w:r>
+          </w:p>
+        </w:tc>
+        <w:tc>
+          <w:tcPr>
+            <w:tcW w:type="dxa" w:w="1685"/>
+          </w:tcPr>
+          <w:p>
+            <w:r/>
+            <w:r>
+              <w:t>geographicSite</w:t>
+            </w:r>
+          </w:p>
+        </w:tc>
+        <w:tc>
+          <w:tcPr>
+            <w:tcW w:type="dxa" w:w="1778"/>
+          </w:tcPr>
+          <w:p>
+            <w:r/>
+            <w:r>
+              <w:t>GET, GET /id</w:t>
+            </w:r>
+          </w:p>
+        </w:tc>
+      </w:tr>
+      <w:tr>
+        <w:tc>
+          <w:tcPr>
+            <w:tcW w:type="dxa" w:w="1030"/>
+          </w:tcPr>
+          <w:p>
+            <w:r/>
+            <w:r>
+              <w:t>TMF701</w:t>
+            </w:r>
+          </w:p>
+        </w:tc>
+        <w:tc>
+          <w:tcPr>
+            <w:tcW w:type="dxa" w:w="2153"/>
+          </w:tcPr>
+          <w:p>
+            <w:r/>
+            <w:r>
+              <w:t>UNRESOLVED-TMF701</w:t>
+            </w:r>
+          </w:p>
+        </w:tc>
+        <w:tc>
+          <w:tcPr>
+            <w:tcW w:type="dxa" w:w="1217"/>
+          </w:tcPr>
+          <w:p>
+            <w:r/>
+            <w:r>
+              <w:t>4</w:t>
+            </w:r>
+          </w:p>
+        </w:tc>
+        <w:tc>
+          <w:tcPr>
+            <w:tcW w:type="dxa" w:w="1498"/>
+          </w:tcPr>
+          <w:p>
+            <w:r/>
+            <w:r>
+              <w:t>Optional</w:t>
+            </w:r>
+          </w:p>
+        </w:tc>
+        <w:tc>
+          <w:tcPr>
+            <w:tcW w:type="dxa" w:w="1685"/>
+          </w:tcPr>
+          <w:p>
+            <w:r/>
+            <w:r>
+              <w:t>processFlow</w:t>
+            </w:r>
+          </w:p>
+        </w:tc>
+        <w:tc>
+          <w:tcPr>
+            <w:tcW w:type="dxa" w:w="1778"/>
+          </w:tcPr>
+          <w:p>
+            <w:r/>
+            <w:r>
+              <w:t>POST, GET, GET /id, DELETE</w:t>
+            </w:r>
+          </w:p>
+        </w:tc>
+      </w:tr>
+      <w:tr>
+        <w:tc>
+          <w:tcPr>
+            <w:tcW w:type="dxa" w:w="1030"/>
+          </w:tcPr>
+          <w:p>
+            <w:r/>
+            <w:r>
+              <w:t>TMF701</w:t>
+            </w:r>
+          </w:p>
+        </w:tc>
+        <w:tc>
+          <w:tcPr>
+            <w:tcW w:type="dxa" w:w="2153"/>
+          </w:tcPr>
+          <w:p>
+            <w:r/>
+            <w:r>
+              <w:t>UNRESOLVED-TMF701</w:t>
+            </w:r>
+          </w:p>
+        </w:tc>
+        <w:tc>
+          <w:tcPr>
+            <w:tcW w:type="dxa" w:w="1217"/>
+          </w:tcPr>
+          <w:p>
+            <w:r/>
+            <w:r>
+              <w:t>4</w:t>
+            </w:r>
+          </w:p>
+        </w:tc>
+        <w:tc>
+          <w:tcPr>
+            <w:tcW w:type="dxa" w:w="1498"/>
+          </w:tcPr>
+          <w:p>
+            <w:r/>
+            <w:r>
+              <w:t>Optional</w:t>
+            </w:r>
+          </w:p>
+        </w:tc>
+        <w:tc>
+          <w:tcPr>
+            <w:tcW w:type="dxa" w:w="1685"/>
+          </w:tcPr>
+          <w:p>
+            <w:r/>
+            <w:r>
+              <w:t>taskFlow</w:t>
+            </w:r>
+          </w:p>
+        </w:tc>
+        <w:tc>
+          <w:tcPr>
+            <w:tcW w:type="dxa" w:w="1778"/>
+          </w:tcPr>
+          <w:p>
+            <w:r/>
+            <w:r>
+              <w:t>PATCH, GET, GET /id</w:t>
+            </w:r>
+          </w:p>
+        </w:tc>
+      </w:tr>
+      <w:tr>
+        <w:tc>
+          <w:tcPr>
+            <w:tcW w:type="dxa" w:w="1030"/>
+          </w:tcPr>
+          <w:p>
+            <w:r/>
+            <w:r>
+              <w:t>TMF662</w:t>
+            </w:r>
+          </w:p>
+        </w:tc>
+        <w:tc>
+          <w:tcPr>
+            <w:tcW w:type="dxa" w:w="2153"/>
+          </w:tcPr>
+          <w:p>
+            <w:r/>
+            <w:r>
+              <w:t>TMF662</w:t>
+            </w:r>
+          </w:p>
+        </w:tc>
+        <w:tc>
+          <w:tcPr>
+            <w:tcW w:type="dxa" w:w="1217"/>
+          </w:tcPr>
+          <w:p>
+            <w:r/>
+            <w:r>
+              <w:t>4</w:t>
+            </w:r>
+          </w:p>
+        </w:tc>
+        <w:tc>
+          <w:tcPr>
+            <w:tcW w:type="dxa" w:w="1498"/>
+          </w:tcPr>
+          <w:p>
+            <w:r/>
+            <w:r>
+              <w:t>Optional</w:t>
+            </w:r>
+          </w:p>
+        </w:tc>
+        <w:tc>
+          <w:tcPr>
+            <w:tcW w:type="dxa" w:w="1685"/>
+          </w:tcPr>
+          <w:p>
+            <w:r/>
+            <w:r>
+              <w:t>entityCatalog</w:t>
+            </w:r>
+          </w:p>
+        </w:tc>
+        <w:tc>
+          <w:tcPr>
+            <w:tcW w:type="dxa" w:w="1778"/>
+          </w:tcPr>
+          <w:p>
+            <w:r/>
+            <w:r>
+              <w:t>GET, GET /id</w:t>
+            </w:r>
+          </w:p>
+        </w:tc>
+      </w:tr>
+      <w:tr>
+        <w:tc>
+          <w:tcPr>
+            <w:tcW w:type="dxa" w:w="1030"/>
+          </w:tcPr>
+          <w:p>
+            <w:r/>
+            <w:r>
+              <w:t>TMF921</w:t>
+            </w:r>
+          </w:p>
+        </w:tc>
+        <w:tc>
+          <w:tcPr>
+            <w:tcW w:type="dxa" w:w="2153"/>
+          </w:tcPr>
+          <w:p>
+            <w:r/>
+            <w:r>
+              <w:t>TMF921</w:t>
+            </w:r>
+          </w:p>
+        </w:tc>
+        <w:tc>
+          <w:tcPr>
+            <w:tcW w:type="dxa" w:w="1217"/>
+          </w:tcPr>
+          <w:p>
+            <w:r/>
+            <w:r>
+              <w:t>5</w:t>
+            </w:r>
+          </w:p>
+        </w:tc>
+        <w:tc>
+          <w:tcPr>
+            <w:tcW w:type="dxa" w:w="1498"/>
+          </w:tcPr>
+          <w:p>
+            <w:r/>
+            <w:r>
+              <w:t>Optional</w:t>
+            </w:r>
+          </w:p>
+        </w:tc>
+        <w:tc>
+          <w:tcPr>
+            <w:tcW w:type="dxa" w:w="1685"/>
+          </w:tcPr>
+          <w:p>
+            <w:r/>
+            <w:r>
+              <w:t>intent</w:t>
+            </w:r>
+          </w:p>
+        </w:tc>
+        <w:tc>
+          <w:tcPr>
+            <w:tcW w:type="dxa" w:w="1778"/>
+          </w:tcPr>
+          <w:p>
+            <w:r/>
+            <w:r>
+              <w:t>GET, GET /id</w:t>
+            </w:r>
+          </w:p>
+        </w:tc>
+      </w:tr>
+      <w:tr>
+        <w:tc>
+          <w:tcPr>
+            <w:tcW w:type="dxa" w:w="1030"/>
+          </w:tcPr>
+          <w:p>
+            <w:r/>
+            <w:r>
+              <w:t>TMF921</w:t>
+            </w:r>
+          </w:p>
+        </w:tc>
+        <w:tc>
+          <w:tcPr>
+            <w:tcW w:type="dxa" w:w="2153"/>
+          </w:tcPr>
+          <w:p>
+            <w:r/>
+            <w:r>
+              <w:t>TMF921</w:t>
+            </w:r>
+          </w:p>
+        </w:tc>
+        <w:tc>
+          <w:tcPr>
+            <w:tcW w:type="dxa" w:w="1217"/>
+          </w:tcPr>
+          <w:p>
+            <w:r/>
+            <w:r>
+              <w:t>4</w:t>
+            </w:r>
+          </w:p>
+        </w:tc>
+        <w:tc>
+          <w:tcPr>
+            <w:tcW w:type="dxa" w:w="1498"/>
+          </w:tcPr>
+          <w:p>
+            <w:r/>
+            <w:r>
+              <w:t>Optional</w:t>
+            </w:r>
+          </w:p>
+        </w:tc>
+        <w:tc>
+          <w:tcPr>
+            <w:tcW w:type="dxa" w:w="1685"/>
+          </w:tcPr>
+          <w:p>
+            <w:r/>
+            <w:r>
+              <w:t>intent</w:t>
+            </w:r>
+          </w:p>
+        </w:tc>
+        <w:tc>
+          <w:tcPr>
+            <w:tcW w:type="dxa" w:w="1778"/>
+          </w:tcPr>
+          <w:p>
+            <w:r/>
+            <w:r>
+              <w:t>GET, GET /id</w:t>
+            </w:r>
+          </w:p>
+        </w:tc>
+      </w:tr>
+      <w:tr>
+        <w:tc>
+          <w:tcPr>
+            <w:tcW w:type="dxa" w:w="1030"/>
+          </w:tcPr>
+          <w:p>
+            <w:r/>
+            <w:r>
+              <w:t>TMF645</w:t>
+            </w:r>
+          </w:p>
+        </w:tc>
+        <w:tc>
+          <w:tcPr>
+            <w:tcW w:type="dxa" w:w="2153"/>
+          </w:tcPr>
+          <w:p>
+            <w:r/>
+            <w:r>
+              <w:t>Service Qualification Management API</w:t>
+            </w:r>
+          </w:p>
+        </w:tc>
+        <w:tc>
+          <w:tcPr>
+            <w:tcW w:type="dxa" w:w="1217"/>
+          </w:tcPr>
+          <w:p>
+            <w:r/>
+            <w:r>
+              <w:t>5</w:t>
+            </w:r>
+          </w:p>
+        </w:tc>
+        <w:tc>
+          <w:tcPr>
+            <w:tcW w:type="dxa" w:w="1498"/>
+          </w:tcPr>
+          <w:p>
+            <w:r/>
+            <w:r>
+              <w:t>Optional</w:t>
+            </w:r>
+          </w:p>
+        </w:tc>
+        <w:tc>
+          <w:tcPr>
+            <w:tcW w:type="dxa" w:w="1685"/>
+          </w:tcPr>
+          <w:p>
+            <w:r/>
+            <w:r>
+              <w:t>checkServiceQualification</w:t>
+            </w:r>
+          </w:p>
+        </w:tc>
+        <w:tc>
+          <w:tcPr>
+            <w:tcW w:type="dxa" w:w="1778"/>
+          </w:tcPr>
+          <w:p>
+            <w:r/>
+            <w:r>
+              <w:t>GET, GET /id, POST, PATCH</w:t>
+            </w:r>
+          </w:p>
+        </w:tc>
+      </w:tr>
+      <w:tr>
+        <w:tc>
+          <w:tcPr>
+            <w:tcW w:type="dxa" w:w="1030"/>
+          </w:tcPr>
+          <w:p>
+            <w:r/>
+            <w:r>
+              <w:t>TMF645</w:t>
+            </w:r>
+          </w:p>
+        </w:tc>
+        <w:tc>
+          <w:tcPr>
+            <w:tcW w:type="dxa" w:w="2153"/>
+          </w:tcPr>
+          <w:p>
+            <w:r/>
+            <w:r>
+              <w:t>Service Qualification Management API</w:t>
+            </w:r>
+          </w:p>
+        </w:tc>
+        <w:tc>
+          <w:tcPr>
+            <w:tcW w:type="dxa" w:w="1217"/>
+          </w:tcPr>
+          <w:p>
+            <w:r/>
+            <w:r>
+              <w:t>5</w:t>
+            </w:r>
+          </w:p>
+        </w:tc>
+        <w:tc>
+          <w:tcPr>
+            <w:tcW w:type="dxa" w:w="1498"/>
+          </w:tcPr>
+          <w:p>
+            <w:r/>
+            <w:r>
+              <w:t>Optional</w:t>
+            </w:r>
+          </w:p>
+        </w:tc>
+        <w:tc>
+          <w:tcPr>
+            <w:tcW w:type="dxa" w:w="1685"/>
+          </w:tcPr>
+          <w:p>
+            <w:r/>
+            <w:r>
+              <w:t>queryServiceQualification</w:t>
+            </w:r>
+          </w:p>
+        </w:tc>
+        <w:tc>
+          <w:tcPr>
+            <w:tcW w:type="dxa" w:w="1778"/>
+          </w:tcPr>
+          <w:p>
+            <w:r/>
+            <w:r>
+              <w:t>GET, GET /id, POST, PATCH</w:t>
+            </w:r>
+          </w:p>
+        </w:tc>
+      </w:tr>
+      <w:tr>
+        <w:tc>
+          <w:tcPr>
+            <w:tcW w:type="dxa" w:w="1030"/>
+          </w:tcPr>
+          <w:p>
+            <w:r/>
+            <w:r>
+              <w:t>TMF645</w:t>
+            </w:r>
+          </w:p>
+        </w:tc>
+        <w:tc>
+          <w:tcPr>
+            <w:tcW w:type="dxa" w:w="2153"/>
+          </w:tcPr>
+          <w:p>
+            <w:r/>
+            <w:r>
+              <w:t>Service Qualification Management API</w:t>
+            </w:r>
+          </w:p>
+        </w:tc>
+        <w:tc>
+          <w:tcPr>
+            <w:tcW w:type="dxa" w:w="1217"/>
+          </w:tcPr>
+          <w:p>
+            <w:r/>
+            <w:r>
+              <w:t>4</w:t>
+            </w:r>
+          </w:p>
+        </w:tc>
+        <w:tc>
+          <w:tcPr>
+            <w:tcW w:type="dxa" w:w="1498"/>
+          </w:tcPr>
+          <w:p>
+            <w:r/>
+            <w:r>
+              <w:t>Optional</w:t>
+            </w:r>
+          </w:p>
+        </w:tc>
+        <w:tc>
+          <w:tcPr>
+            <w:tcW w:type="dxa" w:w="1685"/>
+          </w:tcPr>
+          <w:p>
+            <w:r/>
+            <w:r>
+              <w:t>checkServiceQualification</w:t>
+            </w:r>
+          </w:p>
+        </w:tc>
+        <w:tc>
+          <w:tcPr>
+            <w:tcW w:type="dxa" w:w="1778"/>
+          </w:tcPr>
+          <w:p>
+            <w:r/>
+            <w:r>
+              <w:t>GET, GET /id, POST, PATCH</w:t>
+            </w:r>
+          </w:p>
+        </w:tc>
+      </w:tr>
+      <w:tr>
+        <w:tc>
+          <w:tcPr>
+            <w:tcW w:type="dxa" w:w="1030"/>
+          </w:tcPr>
+          <w:p>
+            <w:r/>
+            <w:r>
+              <w:t>TMF645</w:t>
+            </w:r>
+          </w:p>
+        </w:tc>
+        <w:tc>
+          <w:tcPr>
+            <w:tcW w:type="dxa" w:w="2153"/>
+          </w:tcPr>
+          <w:p>
+            <w:r/>
+            <w:r>
+              <w:t>Service Qualification Management API</w:t>
+            </w:r>
+          </w:p>
+        </w:tc>
+        <w:tc>
+          <w:tcPr>
+            <w:tcW w:type="dxa" w:w="1217"/>
+          </w:tcPr>
+          <w:p>
+            <w:r/>
+            <w:r>
+              <w:t>4</w:t>
+            </w:r>
+          </w:p>
+        </w:tc>
+        <w:tc>
+          <w:tcPr>
+            <w:tcW w:type="dxa" w:w="1498"/>
+          </w:tcPr>
+          <w:p>
+            <w:r/>
+            <w:r>
+              <w:t>Optional</w:t>
+            </w:r>
+          </w:p>
+        </w:tc>
+        <w:tc>
+          <w:tcPr>
+            <w:tcW w:type="dxa" w:w="1685"/>
+          </w:tcPr>
+          <w:p>
+            <w:r/>
+            <w:r>
+              <w:t>queryServiceQualification</w:t>
+            </w:r>
+          </w:p>
+        </w:tc>
+        <w:tc>
+          <w:tcPr>
+            <w:tcW w:type="dxa" w:w="1778"/>
+          </w:tcPr>
+          <w:p>
+            <w:r/>
+            <w:r>
+              <w:t>GET, GET /id, POST, PATCH</w:t>
+            </w:r>
+          </w:p>
+        </w:tc>
+      </w:tr>
+      <w:tr>
+        <w:tc>
+          <w:tcPr>
+            <w:tcW w:type="dxa" w:w="1030"/>
+          </w:tcPr>
+          <w:p>
+            <w:r/>
+            <w:r>
               <w:t>TMF651</w:t>
             </w:r>
           </w:p>
         </w:tc>
         <w:tc>
           <w:tcPr>
-            <w:tcW w:type="dxa" w:w="2340"/>
+            <w:tcW w:type="dxa" w:w="2153"/>
           </w:tcPr>
           <w:p>
             <w:r/>
@@ -3900,40 +4670,34 @@
         </w:tc>
         <w:tc>
           <w:tcPr>
+            <w:tcW w:type="dxa" w:w="1498"/>
+          </w:tcPr>
+          <w:p>
+            <w:r/>
+            <w:r>
+              <w:t>Optional</w:t>
+            </w:r>
+          </w:p>
+        </w:tc>
+        <w:tc>
+          <w:tcPr>
             <w:tcW w:type="dxa" w:w="1685"/>
           </w:tcPr>
           <w:p>
             <w:r/>
             <w:r>
-              <w:t>Optional</w:t>
-            </w:r>
-          </w:p>
-        </w:tc>
-        <w:tc>
-          <w:tcPr>
-            <w:tcW w:type="dxa" w:w="1872"/>
-          </w:tcPr>
-          <w:p>
-            <w:r/>
-            <w:r>
               <w:t>agreement</w:t>
             </w:r>
           </w:p>
         </w:tc>
         <w:tc>
           <w:tcPr>
-            <w:tcW w:type="dxa" w:w="1217"/>
-          </w:tcPr>
-          <w:p>
-            <w:r/>
-            <w:r>
-              <w:t>GET</w:t>
-            </w:r>
-            <w:r>
-              <w:br/>
-            </w:r>
-            <w:r>
-              <w:t>GET /id</w:t>
+            <w:tcW w:type="dxa" w:w="1778"/>
+          </w:tcPr>
+          <w:p>
+            <w:r/>
+            <w:r>
+              <w:t>GET, GET /id</w:t>
             </w:r>
           </w:p>
         </w:tc>

--- a/specifications/TMFC027-ProductConfigurator/Diagrams/TMFC027_Product_Configurator.docx
+++ b/specifications/TMFC027-ProductConfigurator/Diagrams/TMFC027_Product_Configurator.docx
@@ -155,6 +155,9 @@
         </w:tc>
       </w:tr>
       <w:tr>
+        <w:trPr>
+          <w:cantSplit/>
+        </w:trPr>
         <w:tc>
           <w:tcPr>
             <w:tcW w:type="dxa" w:w="2246"/>
@@ -358,6 +361,9 @@
         </w:tc>
       </w:tr>
       <w:tr>
+        <w:trPr>
+          <w:cantSplit/>
+        </w:trPr>
         <w:tc>
           <w:tcPr>
             <w:tcW w:type="dxa" w:w="1498"/>
@@ -404,6 +410,9 @@
         </w:tc>
       </w:tr>
       <w:tr>
+        <w:trPr>
+          <w:cantSplit/>
+        </w:trPr>
         <w:tc>
           <w:tcPr>
             <w:tcW w:type="dxa" w:w="1498"/>
@@ -491,7 +500,7 @@
         </w:trPr>
         <w:tc>
           <w:tcPr>
-            <w:tcW w:type="dxa" w:w="1778"/>
+            <w:tcW w:type="dxa" w:w="1966"/>
           </w:tcPr>
           <w:p>
             <w:r/>
@@ -519,7 +528,7 @@
         </w:tc>
         <w:tc>
           <w:tcPr>
-            <w:tcW w:type="dxa" w:w="2059"/>
+            <w:tcW w:type="dxa" w:w="1966"/>
           </w:tcPr>
           <w:p>
             <w:r/>
@@ -533,7 +542,7 @@
         </w:tc>
         <w:tc>
           <w:tcPr>
-            <w:tcW w:type="dxa" w:w="2808"/>
+            <w:tcW w:type="dxa" w:w="2714"/>
           </w:tcPr>
           <w:p>
             <w:r/>
@@ -547,14 +556,17 @@
         </w:tc>
       </w:tr>
       <w:tr>
-        <w:tc>
-          <w:tcPr>
-            <w:tcW w:type="dxa" w:w="1778"/>
-          </w:tcPr>
-          <w:p>
-            <w:r/>
-            <w:r>
-              <w:t>Product Configuration</w:t>
+        <w:trPr>
+          <w:cantSplit/>
+        </w:trPr>
+        <w:tc>
+          <w:tcPr>
+            <w:tcW w:type="dxa" w:w="1966"/>
+          </w:tcPr>
+          <w:p>
+            <w:r/>
+            <w:r>
+              <w:t>Product Configuration ABE</w:t>
             </w:r>
           </w:p>
         </w:tc>
@@ -571,18 +583,18 @@
         </w:tc>
         <w:tc>
           <w:tcPr>
-            <w:tcW w:type="dxa" w:w="2059"/>
-          </w:tcPr>
-          <w:p>
-            <w:r/>
-            <w:r>
-              <w:t>ProductConfiguration</w:t>
-            </w:r>
-          </w:p>
-        </w:tc>
-        <w:tc>
-          <w:tcPr>
-            <w:tcW w:type="dxa" w:w="2808"/>
+            <w:tcW w:type="dxa" w:w="1966"/>
+          </w:tcPr>
+          <w:p>
+            <w:r/>
+            <w:r>
+              <w:t>ProductConfiguration BE</w:t>
+            </w:r>
+          </w:p>
+        </w:tc>
+        <w:tc>
+          <w:tcPr>
+            <w:tcW w:type="dxa" w:w="2714"/>
           </w:tcPr>
           <w:p>
             <w:r/>
@@ -666,7 +678,7 @@
               <w:rPr>
                 <w:b/>
               </w:rPr>
-              <w:t>Aggregate Function Level 1</w:t>
+              <w:t>Aggregate Function L1</w:t>
             </w:r>
           </w:p>
         </w:tc>
@@ -680,7 +692,7 @@
               <w:rPr>
                 <w:b/>
               </w:rPr>
-              <w:t>Aggregate Function Level 2</w:t>
+              <w:t>Aggregate Function L2</w:t>
             </w:r>
           </w:p>
         </w:tc>
@@ -700,6 +712,9 @@
         </w:tc>
       </w:tr>
       <w:tr>
+        <w:trPr>
+          <w:cantSplit/>
+        </w:trPr>
         <w:tc>
           <w:tcPr>
             <w:tcW w:type="dxa" w:w="1123"/>
@@ -757,6 +772,9 @@
         </w:tc>
       </w:tr>
       <w:tr>
+        <w:trPr>
+          <w:cantSplit/>
+        </w:trPr>
         <w:tc>
           <w:tcPr>
             <w:tcW w:type="dxa" w:w="1123"/>
@@ -814,6 +832,9 @@
         </w:tc>
       </w:tr>
       <w:tr>
+        <w:trPr>
+          <w:cantSplit/>
+        </w:trPr>
         <w:tc>
           <w:tcPr>
             <w:tcW w:type="dxa" w:w="1123"/>
@@ -871,6 +892,9 @@
         </w:tc>
       </w:tr>
       <w:tr>
+        <w:trPr>
+          <w:cantSplit/>
+        </w:trPr>
         <w:tc>
           <w:tcPr>
             <w:tcW w:type="dxa" w:w="1123"/>
@@ -928,6 +952,9 @@
         </w:tc>
       </w:tr>
       <w:tr>
+        <w:trPr>
+          <w:cantSplit/>
+        </w:trPr>
         <w:tc>
           <w:tcPr>
             <w:tcW w:type="dxa" w:w="1123"/>
@@ -985,6 +1012,9 @@
         </w:tc>
       </w:tr>
       <w:tr>
+        <w:trPr>
+          <w:cantSplit/>
+        </w:trPr>
         <w:tc>
           <w:tcPr>
             <w:tcW w:type="dxa" w:w="1123"/>
@@ -1042,6 +1072,9 @@
         </w:tc>
       </w:tr>
       <w:tr>
+        <w:trPr>
+          <w:cantSplit/>
+        </w:trPr>
         <w:tc>
           <w:tcPr>
             <w:tcW w:type="dxa" w:w="1123"/>
@@ -1099,6 +1132,9 @@
         </w:tc>
       </w:tr>
       <w:tr>
+        <w:trPr>
+          <w:cantSplit/>
+        </w:trPr>
         <w:tc>
           <w:tcPr>
             <w:tcW w:type="dxa" w:w="1123"/>
@@ -1156,6 +1192,9 @@
         </w:tc>
       </w:tr>
       <w:tr>
+        <w:trPr>
+          <w:cantSplit/>
+        </w:trPr>
         <w:tc>
           <w:tcPr>
             <w:tcW w:type="dxa" w:w="1123"/>
@@ -1213,6 +1252,9 @@
         </w:tc>
       </w:tr>
       <w:tr>
+        <w:trPr>
+          <w:cantSplit/>
+        </w:trPr>
         <w:tc>
           <w:tcPr>
             <w:tcW w:type="dxa" w:w="1123"/>
@@ -1270,6 +1312,9 @@
         </w:tc>
       </w:tr>
       <w:tr>
+        <w:trPr>
+          <w:cantSplit/>
+        </w:trPr>
         <w:tc>
           <w:tcPr>
             <w:tcW w:type="dxa" w:w="1123"/>
@@ -1327,6 +1372,9 @@
         </w:tc>
       </w:tr>
       <w:tr>
+        <w:trPr>
+          <w:cantSplit/>
+        </w:trPr>
         <w:tc>
           <w:tcPr>
             <w:tcW w:type="dxa" w:w="1123"/>
@@ -1384,6 +1432,9 @@
         </w:tc>
       </w:tr>
       <w:tr>
+        <w:trPr>
+          <w:cantSplit/>
+        </w:trPr>
         <w:tc>
           <w:tcPr>
             <w:tcW w:type="dxa" w:w="1123"/>
@@ -1441,6 +1492,9 @@
         </w:tc>
       </w:tr>
       <w:tr>
+        <w:trPr>
+          <w:cantSplit/>
+        </w:trPr>
         <w:tc>
           <w:tcPr>
             <w:tcW w:type="dxa" w:w="1123"/>
@@ -1498,6 +1552,9 @@
         </w:tc>
       </w:tr>
       <w:tr>
+        <w:trPr>
+          <w:cantSplit/>
+        </w:trPr>
         <w:tc>
           <w:tcPr>
             <w:tcW w:type="dxa" w:w="1123"/>
@@ -1555,6 +1612,9 @@
         </w:tc>
       </w:tr>
       <w:tr>
+        <w:trPr>
+          <w:cantSplit/>
+        </w:trPr>
         <w:tc>
           <w:tcPr>
             <w:tcW w:type="dxa" w:w="1123"/>
@@ -1817,6 +1877,9 @@
         </w:tc>
       </w:tr>
       <w:tr>
+        <w:trPr>
+          <w:cantSplit/>
+        </w:trPr>
         <w:tc>
           <w:tcPr>
             <w:tcW w:type="dxa" w:w="936"/>
@@ -1885,6 +1948,9 @@
         </w:tc>
       </w:tr>
       <w:tr>
+        <w:trPr>
+          <w:cantSplit/>
+        </w:trPr>
         <w:tc>
           <w:tcPr>
             <w:tcW w:type="dxa" w:w="936"/>
@@ -1953,6 +2019,9 @@
         </w:tc>
       </w:tr>
       <w:tr>
+        <w:trPr>
+          <w:cantSplit/>
+        </w:trPr>
         <w:tc>
           <w:tcPr>
             <w:tcW w:type="dxa" w:w="936"/>
@@ -2021,6 +2090,9 @@
         </w:tc>
       </w:tr>
       <w:tr>
+        <w:trPr>
+          <w:cantSplit/>
+        </w:trPr>
         <w:tc>
           <w:tcPr>
             <w:tcW w:type="dxa" w:w="936"/>
@@ -2089,6 +2161,9 @@
         </w:tc>
       </w:tr>
       <w:tr>
+        <w:trPr>
+          <w:cantSplit/>
+        </w:trPr>
         <w:tc>
           <w:tcPr>
             <w:tcW w:type="dxa" w:w="936"/>
@@ -2323,6 +2398,9 @@
         </w:tc>
       </w:tr>
       <w:tr>
+        <w:trPr>
+          <w:cantSplit/>
+        </w:trPr>
         <w:tc>
           <w:tcPr>
             <w:tcW w:type="dxa" w:w="1030"/>
@@ -2391,6 +2469,9 @@
         </w:tc>
       </w:tr>
       <w:tr>
+        <w:trPr>
+          <w:cantSplit/>
+        </w:trPr>
         <w:tc>
           <w:tcPr>
             <w:tcW w:type="dxa" w:w="1030"/>
@@ -2459,6 +2540,9 @@
         </w:tc>
       </w:tr>
       <w:tr>
+        <w:trPr>
+          <w:cantSplit/>
+        </w:trPr>
         <w:tc>
           <w:tcPr>
             <w:tcW w:type="dxa" w:w="1030"/>
@@ -2527,6 +2611,9 @@
         </w:tc>
       </w:tr>
       <w:tr>
+        <w:trPr>
+          <w:cantSplit/>
+        </w:trPr>
         <w:tc>
           <w:tcPr>
             <w:tcW w:type="dxa" w:w="1030"/>
@@ -2595,6 +2682,9 @@
         </w:tc>
       </w:tr>
       <w:tr>
+        <w:trPr>
+          <w:cantSplit/>
+        </w:trPr>
         <w:tc>
           <w:tcPr>
             <w:tcW w:type="dxa" w:w="1030"/>
@@ -2663,6 +2753,9 @@
         </w:tc>
       </w:tr>
       <w:tr>
+        <w:trPr>
+          <w:cantSplit/>
+        </w:trPr>
         <w:tc>
           <w:tcPr>
             <w:tcW w:type="dxa" w:w="1030"/>
@@ -2731,6 +2824,9 @@
         </w:tc>
       </w:tr>
       <w:tr>
+        <w:trPr>
+          <w:cantSplit/>
+        </w:trPr>
         <w:tc>
           <w:tcPr>
             <w:tcW w:type="dxa" w:w="1030"/>
@@ -2799,6 +2895,9 @@
         </w:tc>
       </w:tr>
       <w:tr>
+        <w:trPr>
+          <w:cantSplit/>
+        </w:trPr>
         <w:tc>
           <w:tcPr>
             <w:tcW w:type="dxa" w:w="1030"/>
@@ -2867,6 +2966,9 @@
         </w:tc>
       </w:tr>
       <w:tr>
+        <w:trPr>
+          <w:cantSplit/>
+        </w:trPr>
         <w:tc>
           <w:tcPr>
             <w:tcW w:type="dxa" w:w="1030"/>
@@ -2935,6 +3037,9 @@
         </w:tc>
       </w:tr>
       <w:tr>
+        <w:trPr>
+          <w:cantSplit/>
+        </w:trPr>
         <w:tc>
           <w:tcPr>
             <w:tcW w:type="dxa" w:w="1030"/>
@@ -3003,6 +3108,9 @@
         </w:tc>
       </w:tr>
       <w:tr>
+        <w:trPr>
+          <w:cantSplit/>
+        </w:trPr>
         <w:tc>
           <w:tcPr>
             <w:tcW w:type="dxa" w:w="1030"/>
@@ -3071,6 +3179,9 @@
         </w:tc>
       </w:tr>
       <w:tr>
+        <w:trPr>
+          <w:cantSplit/>
+        </w:trPr>
         <w:tc>
           <w:tcPr>
             <w:tcW w:type="dxa" w:w="1030"/>
@@ -3139,6 +3250,9 @@
         </w:tc>
       </w:tr>
       <w:tr>
+        <w:trPr>
+          <w:cantSplit/>
+        </w:trPr>
         <w:tc>
           <w:tcPr>
             <w:tcW w:type="dxa" w:w="1030"/>
@@ -3207,6 +3321,9 @@
         </w:tc>
       </w:tr>
       <w:tr>
+        <w:trPr>
+          <w:cantSplit/>
+        </w:trPr>
         <w:tc>
           <w:tcPr>
             <w:tcW w:type="dxa" w:w="1030"/>
@@ -3275,6 +3392,9 @@
         </w:tc>
       </w:tr>
       <w:tr>
+        <w:trPr>
+          <w:cantSplit/>
+        </w:trPr>
         <w:tc>
           <w:tcPr>
             <w:tcW w:type="dxa" w:w="1030"/>
@@ -3343,6 +3463,9 @@
         </w:tc>
       </w:tr>
       <w:tr>
+        <w:trPr>
+          <w:cantSplit/>
+        </w:trPr>
         <w:tc>
           <w:tcPr>
             <w:tcW w:type="dxa" w:w="1030"/>
@@ -3411,6 +3534,9 @@
         </w:tc>
       </w:tr>
       <w:tr>
+        <w:trPr>
+          <w:cantSplit/>
+        </w:trPr>
         <w:tc>
           <w:tcPr>
             <w:tcW w:type="dxa" w:w="1030"/>
@@ -3479,6 +3605,9 @@
         </w:tc>
       </w:tr>
       <w:tr>
+        <w:trPr>
+          <w:cantSplit/>
+        </w:trPr>
         <w:tc>
           <w:tcPr>
             <w:tcW w:type="dxa" w:w="1030"/>
@@ -3547,6 +3676,9 @@
         </w:tc>
       </w:tr>
       <w:tr>
+        <w:trPr>
+          <w:cantSplit/>
+        </w:trPr>
         <w:tc>
           <w:tcPr>
             <w:tcW w:type="dxa" w:w="1030"/>
@@ -3615,6 +3747,9 @@
         </w:tc>
       </w:tr>
       <w:tr>
+        <w:trPr>
+          <w:cantSplit/>
+        </w:trPr>
         <w:tc>
           <w:tcPr>
             <w:tcW w:type="dxa" w:w="1030"/>
@@ -3683,6 +3818,9 @@
         </w:tc>
       </w:tr>
       <w:tr>
+        <w:trPr>
+          <w:cantSplit/>
+        </w:trPr>
         <w:tc>
           <w:tcPr>
             <w:tcW w:type="dxa" w:w="1030"/>
@@ -3751,6 +3889,9 @@
         </w:tc>
       </w:tr>
       <w:tr>
+        <w:trPr>
+          <w:cantSplit/>
+        </w:trPr>
         <w:tc>
           <w:tcPr>
             <w:tcW w:type="dxa" w:w="1030"/>
@@ -3819,6 +3960,9 @@
         </w:tc>
       </w:tr>
       <w:tr>
+        <w:trPr>
+          <w:cantSplit/>
+        </w:trPr>
         <w:tc>
           <w:tcPr>
             <w:tcW w:type="dxa" w:w="1030"/>
@@ -3887,6 +4031,9 @@
         </w:tc>
       </w:tr>
       <w:tr>
+        <w:trPr>
+          <w:cantSplit/>
+        </w:trPr>
         <w:tc>
           <w:tcPr>
             <w:tcW w:type="dxa" w:w="1030"/>
@@ -3955,6 +4102,9 @@
         </w:tc>
       </w:tr>
       <w:tr>
+        <w:trPr>
+          <w:cantSplit/>
+        </w:trPr>
         <w:tc>
           <w:tcPr>
             <w:tcW w:type="dxa" w:w="1030"/>
@@ -4023,6 +4173,9 @@
         </w:tc>
       </w:tr>
       <w:tr>
+        <w:trPr>
+          <w:cantSplit/>
+        </w:trPr>
         <w:tc>
           <w:tcPr>
             <w:tcW w:type="dxa" w:w="1030"/>
@@ -4091,6 +4244,9 @@
         </w:tc>
       </w:tr>
       <w:tr>
+        <w:trPr>
+          <w:cantSplit/>
+        </w:trPr>
         <w:tc>
           <w:tcPr>
             <w:tcW w:type="dxa" w:w="1030"/>
@@ -4159,6 +4315,9 @@
         </w:tc>
       </w:tr>
       <w:tr>
+        <w:trPr>
+          <w:cantSplit/>
+        </w:trPr>
         <w:tc>
           <w:tcPr>
             <w:tcW w:type="dxa" w:w="1030"/>
@@ -4227,6 +4386,9 @@
         </w:tc>
       </w:tr>
       <w:tr>
+        <w:trPr>
+          <w:cantSplit/>
+        </w:trPr>
         <w:tc>
           <w:tcPr>
             <w:tcW w:type="dxa" w:w="1030"/>
@@ -4295,6 +4457,9 @@
         </w:tc>
       </w:tr>
       <w:tr>
+        <w:trPr>
+          <w:cantSplit/>
+        </w:trPr>
         <w:tc>
           <w:tcPr>
             <w:tcW w:type="dxa" w:w="1030"/>
@@ -4363,6 +4528,9 @@
         </w:tc>
       </w:tr>
       <w:tr>
+        <w:trPr>
+          <w:cantSplit/>
+        </w:trPr>
         <w:tc>
           <w:tcPr>
             <w:tcW w:type="dxa" w:w="1030"/>
@@ -4431,6 +4599,9 @@
         </w:tc>
       </w:tr>
       <w:tr>
+        <w:trPr>
+          <w:cantSplit/>
+        </w:trPr>
         <w:tc>
           <w:tcPr>
             <w:tcW w:type="dxa" w:w="1030"/>
@@ -4499,6 +4670,9 @@
         </w:tc>
       </w:tr>
       <w:tr>
+        <w:trPr>
+          <w:cantSplit/>
+        </w:trPr>
         <w:tc>
           <w:tcPr>
             <w:tcW w:type="dxa" w:w="1030"/>
@@ -4567,6 +4741,9 @@
         </w:tc>
       </w:tr>
       <w:tr>
+        <w:trPr>
+          <w:cantSplit/>
+        </w:trPr>
         <w:tc>
           <w:tcPr>
             <w:tcW w:type="dxa" w:w="1030"/>
@@ -4635,6 +4812,9 @@
         </w:tc>
       </w:tr>
       <w:tr>
+        <w:trPr>
+          <w:cantSplit/>
+        </w:trPr>
         <w:tc>
           <w:tcPr>
             <w:tcW w:type="dxa" w:w="1030"/>
@@ -4881,6 +5061,9 @@
         </w:tc>
       </w:tr>
       <w:tr>
+        <w:trPr>
+          <w:cantSplit/>
+        </w:trPr>
         <w:tc>
           <w:tcPr>
             <w:tcW w:type="dxa" w:w="1217"/>
@@ -4958,6 +5141,9 @@
         </w:tc>
       </w:tr>
       <w:tr>
+        <w:trPr>
+          <w:cantSplit/>
+        </w:trPr>
         <w:tc>
           <w:tcPr>
             <w:tcW w:type="dxa" w:w="1217"/>
@@ -5138,6 +5324,9 @@
         </w:tc>
       </w:tr>
       <w:tr>
+        <w:trPr>
+          <w:cantSplit/>
+        </w:trPr>
         <w:tc>
           <w:tcPr>
             <w:tcW w:type="dxa" w:w="1310"/>
@@ -5257,6 +5446,9 @@
         </w:tc>
       </w:tr>
       <w:tr>
+        <w:trPr>
+          <w:cantSplit/>
+        </w:trPr>
         <w:tc>
           <w:tcPr>
             <w:tcW w:type="dxa" w:w="1310"/>
@@ -5425,6 +5617,9 @@
         </w:tc>
       </w:tr>
       <w:tr>
+        <w:trPr>
+          <w:cantSplit/>
+        </w:trPr>
         <w:tc>
           <w:tcPr>
             <w:tcW w:type="dxa" w:w="5990"/>
@@ -5449,6 +5644,9 @@
         </w:tc>
       </w:tr>
       <w:tr>
+        <w:trPr>
+          <w:cantSplit/>
+        </w:trPr>
         <w:tc>
           <w:tcPr>
             <w:tcW w:type="dxa" w:w="5990"/>
@@ -5473,6 +5671,9 @@
         </w:tc>
       </w:tr>
       <w:tr>
+        <w:trPr>
+          <w:cantSplit/>
+        </w:trPr>
         <w:tc>
           <w:tcPr>
             <w:tcW w:type="dxa" w:w="5990"/>
@@ -5631,6 +5832,9 @@
         </w:tc>
       </w:tr>
       <w:tr>
+        <w:trPr>
+          <w:cantSplit/>
+        </w:trPr>
         <w:tc>
           <w:tcPr>
             <w:tcW w:type="dxa" w:w="1591"/>
@@ -5677,6 +5881,9 @@
         </w:tc>
       </w:tr>
       <w:tr>
+        <w:trPr>
+          <w:cantSplit/>
+        </w:trPr>
         <w:tc>
           <w:tcPr>
             <w:tcW w:type="dxa" w:w="1591"/>
@@ -5723,6 +5930,9 @@
         </w:tc>
       </w:tr>
       <w:tr>
+        <w:trPr>
+          <w:cantSplit/>
+        </w:trPr>
         <w:tc>
           <w:tcPr>
             <w:tcW w:type="dxa" w:w="1591"/>
@@ -5769,6 +5979,9 @@
         </w:tc>
       </w:tr>
       <w:tr>
+        <w:trPr>
+          <w:cantSplit/>
+        </w:trPr>
         <w:tc>
           <w:tcPr>
             <w:tcW w:type="dxa" w:w="1591"/>
@@ -5815,6 +6028,9 @@
         </w:tc>
       </w:tr>
       <w:tr>
+        <w:trPr>
+          <w:cantSplit/>
+        </w:trPr>
         <w:tc>
           <w:tcPr>
             <w:tcW w:type="dxa" w:w="1591"/>
@@ -5861,6 +6077,9 @@
         </w:tc>
       </w:tr>
       <w:tr>
+        <w:trPr>
+          <w:cantSplit/>
+        </w:trPr>
         <w:tc>
           <w:tcPr>
             <w:tcW w:type="dxa" w:w="1591"/>
@@ -5907,6 +6126,9 @@
         </w:tc>
       </w:tr>
       <w:tr>
+        <w:trPr>
+          <w:cantSplit/>
+        </w:trPr>
         <w:tc>
           <w:tcPr>
             <w:tcW w:type="dxa" w:w="1591"/>
@@ -5953,6 +6175,9 @@
         </w:tc>
       </w:tr>
       <w:tr>
+        <w:trPr>
+          <w:cantSplit/>
+        </w:trPr>
         <w:tc>
           <w:tcPr>
             <w:tcW w:type="dxa" w:w="1591"/>
@@ -5999,6 +6224,9 @@
         </w:tc>
       </w:tr>
       <w:tr>
+        <w:trPr>
+          <w:cantSplit/>
+        </w:trPr>
         <w:tc>
           <w:tcPr>
             <w:tcW w:type="dxa" w:w="1591"/>
@@ -6045,6 +6273,9 @@
         </w:tc>
       </w:tr>
       <w:tr>
+        <w:trPr>
+          <w:cantSplit/>
+        </w:trPr>
         <w:tc>
           <w:tcPr>
             <w:tcW w:type="dxa" w:w="1591"/>
@@ -6091,6 +6322,9 @@
         </w:tc>
       </w:tr>
       <w:tr>
+        <w:trPr>
+          <w:cantSplit/>
+        </w:trPr>
         <w:tc>
           <w:tcPr>
             <w:tcW w:type="dxa" w:w="1591"/>
@@ -6137,6 +6371,9 @@
         </w:tc>
       </w:tr>
       <w:tr>
+        <w:trPr>
+          <w:cantSplit/>
+        </w:trPr>
         <w:tc>
           <w:tcPr>
             <w:tcW w:type="dxa" w:w="1591"/>
@@ -6183,6 +6420,9 @@
         </w:tc>
       </w:tr>
       <w:tr>
+        <w:trPr>
+          <w:cantSplit/>
+        </w:trPr>
         <w:tc>
           <w:tcPr>
             <w:tcW w:type="dxa" w:w="1591"/>
@@ -6321,6 +6561,9 @@
         </w:tc>
       </w:tr>
       <w:tr>
+        <w:trPr>
+          <w:cantSplit/>
+        </w:trPr>
         <w:tc>
           <w:tcPr>
             <w:tcW w:type="dxa" w:w="1778"/>
@@ -6367,6 +6610,9 @@
         </w:tc>
       </w:tr>
       <w:tr>
+        <w:trPr>
+          <w:cantSplit/>
+        </w:trPr>
         <w:tc>
           <w:tcPr>
             <w:tcW w:type="dxa" w:w="1778"/>
@@ -6413,6 +6659,9 @@
         </w:tc>
       </w:tr>
       <w:tr>
+        <w:trPr>
+          <w:cantSplit/>
+        </w:trPr>
         <w:tc>
           <w:tcPr>
             <w:tcW w:type="dxa" w:w="1778"/>
@@ -6459,6 +6708,9 @@
         </w:tc>
       </w:tr>
       <w:tr>
+        <w:trPr>
+          <w:cantSplit/>
+        </w:trPr>
         <w:tc>
           <w:tcPr>
             <w:tcW w:type="dxa" w:w="1778"/>
@@ -6505,6 +6757,9 @@
         </w:tc>
       </w:tr>
       <w:tr>
+        <w:trPr>
+          <w:cantSplit/>
+        </w:trPr>
         <w:tc>
           <w:tcPr>
             <w:tcW w:type="dxa" w:w="1778"/>
@@ -6551,6 +6806,9 @@
         </w:tc>
       </w:tr>
       <w:tr>
+        <w:trPr>
+          <w:cantSplit/>
+        </w:trPr>
         <w:tc>
           <w:tcPr>
             <w:tcW w:type="dxa" w:w="1778"/>
@@ -6597,6 +6855,9 @@
         </w:tc>
       </w:tr>
       <w:tr>
+        <w:trPr>
+          <w:cantSplit/>
+        </w:trPr>
         <w:tc>
           <w:tcPr>
             <w:tcW w:type="dxa" w:w="1778"/>
@@ -6643,6 +6904,9 @@
         </w:tc>
       </w:tr>
       <w:tr>
+        <w:trPr>
+          <w:cantSplit/>
+        </w:trPr>
         <w:tc>
           <w:tcPr>
             <w:tcW w:type="dxa" w:w="1778"/>
@@ -6689,6 +6953,9 @@
         </w:tc>
       </w:tr>
       <w:tr>
+        <w:trPr>
+          <w:cantSplit/>
+        </w:trPr>
         <w:tc>
           <w:tcPr>
             <w:tcW w:type="dxa" w:w="1778"/>
@@ -6735,6 +7002,9 @@
         </w:tc>
       </w:tr>
       <w:tr>
+        <w:trPr>
+          <w:cantSplit/>
+        </w:trPr>
         <w:tc>
           <w:tcPr>
             <w:tcW w:type="dxa" w:w="1778"/>
@@ -6781,6 +7051,9 @@
         </w:tc>
       </w:tr>
       <w:tr>
+        <w:trPr>
+          <w:cantSplit/>
+        </w:trPr>
         <w:tc>
           <w:tcPr>
             <w:tcW w:type="dxa" w:w="1778"/>
@@ -6827,6 +7100,9 @@
         </w:tc>
       </w:tr>
       <w:tr>
+        <w:trPr>
+          <w:cantSplit/>
+        </w:trPr>
         <w:tc>
           <w:tcPr>
             <w:tcW w:type="dxa" w:w="1778"/>
@@ -6873,6 +7149,9 @@
         </w:tc>
       </w:tr>
       <w:tr>
+        <w:trPr>
+          <w:cantSplit/>
+        </w:trPr>
         <w:tc>
           <w:tcPr>
             <w:tcW w:type="dxa" w:w="1778"/>
@@ -7001,6 +7280,9 @@
         </w:tc>
       </w:tr>
       <w:tr>
+        <w:trPr>
+          <w:cantSplit/>
+        </w:trPr>
         <w:tc>
           <w:tcPr>
             <w:tcW w:type="dxa" w:w="4118"/>
@@ -7036,6 +7318,9 @@
         </w:tc>
       </w:tr>
       <w:tr>
+        <w:trPr>
+          <w:cantSplit/>
+        </w:trPr>
         <w:tc>
           <w:tcPr>
             <w:tcW w:type="dxa" w:w="4118"/>
@@ -7071,6 +7356,9 @@
         </w:tc>
       </w:tr>
       <w:tr>
+        <w:trPr>
+          <w:cantSplit/>
+        </w:trPr>
         <w:tc>
           <w:tcPr>
             <w:tcW w:type="dxa" w:w="4118"/>
@@ -7106,6 +7394,9 @@
         </w:tc>
       </w:tr>
       <w:tr>
+        <w:trPr>
+          <w:cantSplit/>
+        </w:trPr>
         <w:tc>
           <w:tcPr>
             <w:tcW w:type="dxa" w:w="4118"/>
@@ -7141,6 +7432,9 @@
         </w:tc>
       </w:tr>
       <w:tr>
+        <w:trPr>
+          <w:cantSplit/>
+        </w:trPr>
         <w:tc>
           <w:tcPr>
             <w:tcW w:type="dxa" w:w="4118"/>
@@ -7176,6 +7470,9 @@
         </w:tc>
       </w:tr>
       <w:tr>
+        <w:trPr>
+          <w:cantSplit/>
+        </w:trPr>
         <w:tc>
           <w:tcPr>
             <w:tcW w:type="dxa" w:w="4118"/>
@@ -7211,6 +7508,9 @@
         </w:tc>
       </w:tr>
       <w:tr>
+        <w:trPr>
+          <w:cantSplit/>
+        </w:trPr>
         <w:tc>
           <w:tcPr>
             <w:tcW w:type="dxa" w:w="4118"/>
@@ -7246,6 +7546,9 @@
         </w:tc>
       </w:tr>
       <w:tr>
+        <w:trPr>
+          <w:cantSplit/>
+        </w:trPr>
         <w:tc>
           <w:tcPr>
             <w:tcW w:type="dxa" w:w="4118"/>
@@ -7281,6 +7584,9 @@
         </w:tc>
       </w:tr>
       <w:tr>
+        <w:trPr>
+          <w:cantSplit/>
+        </w:trPr>
         <w:tc>
           <w:tcPr>
             <w:tcW w:type="dxa" w:w="4118"/>
@@ -7316,6 +7622,9 @@
         </w:tc>
       </w:tr>
       <w:tr>
+        <w:trPr>
+          <w:cantSplit/>
+        </w:trPr>
         <w:tc>
           <w:tcPr>
             <w:tcW w:type="dxa" w:w="4118"/>
@@ -7351,6 +7660,9 @@
         </w:tc>
       </w:tr>
       <w:tr>
+        <w:trPr>
+          <w:cantSplit/>
+        </w:trPr>
         <w:tc>
           <w:tcPr>
             <w:tcW w:type="dxa" w:w="4118"/>
@@ -7386,6 +7698,9 @@
         </w:tc>
       </w:tr>
       <w:tr>
+        <w:trPr>
+          <w:cantSplit/>
+        </w:trPr>
         <w:tc>
           <w:tcPr>
             <w:tcW w:type="dxa" w:w="4118"/>
